--- a/public/help/templates/stage-0-d2-template.docx
+++ b/public/help/templates/stage-0-d2-template.docx
@@ -11,7 +11,7 @@
           <w:i/>
           <w:iCs/>
         </w:rPr>
-        <w:t xml:space="preserve">Ubuntu Bridge Initiative · Cybersecurity Internship · Cohort 1 · Stage 0 capstone</w:t>
+        <w:t xml:space="preserve">Ubuntu Bridge Initiative · Cybersecurity Internship · Cohort 1 · Stage 0 Capstone</w:t>
       </w:r>
     </w:p>
     <w:p>
@@ -23,7 +23,7 @@
           <w:i/>
           <w:iCs/>
         </w:rPr>
-        <w:t xml:space="preserve">This is the editable template for one deliverable. Make a copy in Google Docs or open it in Microsoft Word, replace every</w:t>
+        <w:t xml:space="preserve">Editable template — Deliverable 2 of 4. Target length: 3–5 pages. Edit in Google Docs or Word. Replace every</w:t>
       </w:r>
       <w:r>
         <w:rPr>
@@ -52,10 +52,17 @@
           <w:i/>
           <w:iCs/>
         </w:rPr>
-        <w:t xml:space="preserve">prompt with your own writing, and save as PDF or DOCX into your one shared Drive folder. Delete every bracketed prompt before you submit — if a placeholder is still in your file, the grader will mark that section incomplete.</w:t>
-      </w:r>
-    </w:p>
-    <w:bookmarkStart w:id="15" w:name="X2b27ca8c3da3e2fa86bc9dd8d8262d1af720364"/>
+        <w:t xml:space="preserve">prompt with your own writing. Remove every prompt and every italic guidance line before submission.</w:t>
+      </w:r>
+    </w:p>
+    <w:p>
+      <w:r>
+        <w:pict>
+          <v:rect style="width:0;height:1.5pt" o:hralign="center" o:hrstd="t" o:hr="t"/>
+        </w:pict>
+      </w:r>
+    </w:p>
+    <w:bookmarkStart w:id="10" w:name="X2b27ca8c3da3e2fa86bc9dd8d8262d1af720364"/>
     <w:p>
       <w:pPr>
         <w:pStyle w:val="Heading1"/>
@@ -66,262 +73,20 @@
     </w:p>
     <w:p>
       <w:pPr>
-        <w:pStyle w:val="FirstParagraph"/>
-      </w:pPr>
-      <w:r>
-        <w:rPr>
-          <w:i/>
-          <w:iCs/>
-        </w:rPr>
-        <w:t xml:space="preserve">Length:</w:t>
-      </w:r>
-      <w:r>
-        <w:rPr>
-          <w:i/>
-          <w:iCs/>
-        </w:rPr>
-        <w:t xml:space="preserve"> </w:t>
-      </w:r>
-      <w:r>
-        <w:rPr>
-          <w:b/>
-          <w:bCs/>
-          <w:i/>
-          <w:iCs/>
-        </w:rPr>
-        <w:t xml:space="preserve">3–5 pages</w:t>
-      </w:r>
-      <w:r>
-        <w:rPr>
-          <w:i/>
-          <w:iCs/>
-        </w:rPr>
-        <w:t xml:space="preserve">. Submit as PDF or DOCX.</w:t>
-      </w:r>
-    </w:p>
-    <w:bookmarkStart w:id="9" w:name="page-1-name-the-pattern"/>
-    <w:p>
-      <w:pPr>
-        <w:pStyle w:val="Heading2"/>
-      </w:pPr>
-      <w:r>
-        <w:t xml:space="preserve">Page 1 — Name the pattern</w:t>
-      </w:r>
-    </w:p>
-    <w:p>
-      <w:pPr>
-        <w:pStyle w:val="SourceCode"/>
-      </w:pPr>
-      <w:r>
-        <w:rPr>
-          <w:rStyle w:val="VerbatimChar"/>
-        </w:rPr>
-        <w:t xml:space="preserve">Stage 0 Capstone · Deliverable 2</w:t>
-      </w:r>
-      <w:r>
-        <w:br/>
-      </w:r>
-      <w:r>
-        <w:rPr>
-          <w:rStyle w:val="VerbatimChar"/>
-        </w:rPr>
-        <w:t xml:space="preserve">Tier-1 dismissal pattern analysis</w:t>
-      </w:r>
-      <w:r>
-        <w:br/>
-      </w:r>
-      <w:r>
-        <w:br/>
-      </w:r>
-      <w:r>
-        <w:rPr>
-          <w:rStyle w:val="VerbatimChar"/>
-        </w:rPr>
-        <w:t xml:space="preserve">[Your full name]</w:t>
-      </w:r>
-      <w:r>
-        <w:br/>
-      </w:r>
-      <w:r>
-        <w:rPr>
-          <w:rStyle w:val="VerbatimChar"/>
-        </w:rPr>
-        <w:t xml:space="preserve">[UBI intern code]</w:t>
-      </w:r>
-      <w:r>
-        <w:br/>
-      </w:r>
-      <w:r>
-        <w:rPr>
-          <w:rStyle w:val="VerbatimChar"/>
-        </w:rPr>
-        <w:t xml:space="preserve">[Date]</w:t>
-      </w:r>
-    </w:p>
-    <w:p>
-      <w:pPr>
-        <w:pStyle w:val="FirstParagraph"/>
-      </w:pPr>
-      <w:r>
-        <w:rPr>
-          <w:b/>
-          <w:bCs/>
-        </w:rPr>
-        <w:t xml:space="preserve">Opening sentence (the pattern, stated specifically):</w:t>
-      </w:r>
-    </w:p>
-    <w:p>
-      <w:pPr>
         <w:pStyle w:val="BlockText"/>
       </w:pPr>
       <w:r>
-        <w:t xml:space="preserve">[Write one sentence that names the structural failure. Specific = good. Generic = bad. Aim for the shape:</w:t>
-      </w:r>
-      <w:r>
-        <w:t xml:space="preserve"> </w:t>
-      </w:r>
-      <w:r>
-        <w:t xml:space="preserve">“[Pattern name]: [what specifically goes wrong]”</w:t>
-      </w:r>
-      <w:r>
-        <w:t xml:space="preserve">. Acceptable example:</w:t>
-      </w:r>
-      <w:r>
-        <w:t xml:space="preserve"> </w:t>
-      </w:r>
-      <w:r>
-        <w:t xml:space="preserve">“Single-analyst dismissal of MEDIUM+ auto-tickets as</w:t>
-      </w:r>
-      <w:r>
-        <w:t xml:space="preserve"> </w:t>
-      </w:r>
-      <w:r>
-        <w:t xml:space="preserve">‘resolved-by-reference’</w:t>
-      </w:r>
-      <w:r>
-        <w:t xml:space="preserve"> </w:t>
-      </w:r>
-      <w:r>
-        <w:t xml:space="preserve">without cross-correlation against the prior 7 days of alerts.”</w:t>
-      </w:r>
-      <w:r>
-        <w:t xml:space="preserve"> </w:t>
-      </w:r>
-      <w:r>
-        <w:t xml:space="preserve">Unacceptable:</w:t>
-      </w:r>
-      <w:r>
-        <w:t xml:space="preserve"> </w:t>
-      </w:r>
-      <w:r>
-        <w:t xml:space="preserve">“Bad triage”</w:t>
-      </w:r>
-      <w:r>
-        <w:t xml:space="preserve"> </w:t>
-      </w:r>
-      <w:r>
-        <w:t xml:space="preserve">or</w:t>
-      </w:r>
-      <w:r>
-        <w:t xml:space="preserve"> </w:t>
-      </w:r>
-      <w:r>
-        <w:t xml:space="preserve">“Tier-1 was overloaded”</w:t>
-      </w:r>
-      <w:r>
-        <w:t xml:space="preserve">.]</w:t>
-      </w:r>
-    </w:p>
-    <w:p>
-      <w:pPr>
-        <w:pStyle w:val="FirstParagraph"/>
-      </w:pPr>
-      <w:r>
-        <w:rPr>
-          <w:b/>
-          <w:bCs/>
-        </w:rPr>
-        <w:t xml:space="preserve">The ticket IDs that prove the pattern — at least 4, including SD-40812. Quote</w:t>
-      </w:r>
-      <w:r>
-        <w:rPr>
-          <w:b/>
-          <w:bCs/>
-        </w:rPr>
-        <w:t xml:space="preserve"> </w:t>
-      </w:r>
-      <w:r>
-        <w:rPr>
-          <w:rStyle w:val="VerbatimChar"/>
-          <w:b/>
-          <w:bCs/>
-        </w:rPr>
-        <w:t xml:space="preserve">disposition</w:t>
-      </w:r>
-      <w:r>
-        <w:rPr>
-          <w:b/>
-          <w:bCs/>
-        </w:rPr>
-        <w:t xml:space="preserve"> </w:t>
-      </w:r>
-      <w:r>
-        <w:rPr>
-          <w:b/>
-          <w:bCs/>
-        </w:rPr>
-        <w:t xml:space="preserve">and</w:t>
-      </w:r>
-      <w:r>
-        <w:rPr>
-          <w:b/>
-          <w:bCs/>
-        </w:rPr>
-        <w:t xml:space="preserve"> </w:t>
-      </w:r>
-      <w:r>
-        <w:rPr>
-          <w:rStyle w:val="VerbatimChar"/>
-          <w:b/>
-          <w:bCs/>
-        </w:rPr>
-        <w:t xml:space="preserve">notes</w:t>
-      </w:r>
-      <w:r>
-        <w:rPr>
-          <w:b/>
-          <w:bCs/>
-        </w:rPr>
-        <w:t xml:space="preserve"> </w:t>
-      </w:r>
-      <w:r>
-        <w:rPr>
-          <w:b/>
-          <w:bCs/>
-        </w:rPr>
-        <w:t xml:space="preserve">columns verbatim from</w:t>
-      </w:r>
-      <w:r>
-        <w:rPr>
-          <w:b/>
-          <w:bCs/>
-        </w:rPr>
-        <w:t xml:space="preserve"> </w:t>
-      </w:r>
-      <w:r>
-        <w:rPr>
-          <w:rStyle w:val="VerbatimChar"/>
-          <w:b/>
-          <w:bCs/>
-        </w:rPr>
-        <w:t xml:space="preserve">tier-1-ticket-history.csv</w:t>
-      </w:r>
-      <w:r>
-        <w:rPr>
-          <w:b/>
-          <w:bCs/>
-        </w:rPr>
-        <w:t xml:space="preserve">. Paraphrase costs points and triggers AI review.</w:t>
+        <w:t xml:space="preserve">📋</w:t>
+      </w:r>
+      <w:r>
+        <w:t xml:space="preserve"> </w:t>
+      </w:r>
+      <w:r>
+        <w:rPr>
+          <w:b/>
+          <w:bCs/>
+        </w:rPr>
+        <w:t xml:space="preserve">Before you start writing:</w:t>
       </w:r>
     </w:p>
     <w:p>
@@ -333,32 +98,7 @@
         </w:numPr>
       </w:pPr>
       <w:r>
-        <w:rPr>
-          <w:b/>
-          <w:bCs/>
-        </w:rPr>
-        <w:t xml:space="preserve">SD-40812.</w:t>
-      </w:r>
-      <w:r>
-        <w:t xml:space="preserve"> </w:t>
-      </w:r>
-      <w:r>
-        <w:t xml:space="preserve">disposition=</w:t>
-      </w:r>
-      <w:r>
-        <w:rPr>
-          <w:rStyle w:val="VerbatimChar"/>
-        </w:rPr>
-        <w:t xml:space="preserve">[verbatim]</w:t>
-      </w:r>
-      <w:r>
-        <w:t xml:space="preserve">; notes=</w:t>
-      </w:r>
-      <w:r>
-        <w:rPr>
-          <w:rStyle w:val="VerbatimChar"/>
-        </w:rPr>
-        <w:t xml:space="preserve">"[verbatim]"</w:t>
+        <w:t xml:space="preserve">Have you finished D1? D2 builds on rows from your D1 table — write D1 first.</w:t>
       </w:r>
     </w:p>
     <w:p>
@@ -370,32 +110,37 @@
         </w:numPr>
       </w:pPr>
       <w:r>
-        <w:rPr>
-          <w:b/>
-          <w:bCs/>
-        </w:rPr>
-        <w:t xml:space="preserve">SD-[####].</w:t>
-      </w:r>
-      <w:r>
-        <w:t xml:space="preserve"> </w:t>
-      </w:r>
-      <w:r>
-        <w:t xml:space="preserve">disposition=</w:t>
+        <w:t xml:space="preserve">Have you opened</w:t>
+      </w:r>
+      <w:r>
+        <w:t xml:space="preserve"> </w:t>
       </w:r>
       <w:r>
         <w:rPr>
           <w:rStyle w:val="VerbatimChar"/>
         </w:rPr>
-        <w:t xml:space="preserve">[verbatim]</w:t>
-      </w:r>
-      <w:r>
-        <w:t xml:space="preserve">; notes=</w:t>
+        <w:t xml:space="preserve">tier-1-ticket-history.csv</w:t>
+      </w:r>
+      <w:r>
+        <w:t xml:space="preserve"> </w:t>
+      </w:r>
+      <w:r>
+        <w:t xml:space="preserve">in a spreadsheet tool and sorted by</w:t>
+      </w:r>
+      <w:r>
+        <w:t xml:space="preserve"> </w:t>
       </w:r>
       <w:r>
         <w:rPr>
           <w:rStyle w:val="VerbatimChar"/>
         </w:rPr>
-        <w:t xml:space="preserve">"[verbatim]"</w:t>
+        <w:t xml:space="preserve">closed_by</w:t>
+      </w:r>
+      <w:r>
+        <w:t xml:space="preserve"> </w:t>
+      </w:r>
+      <w:r>
+        <w:t xml:space="preserve">column?</w:t>
       </w:r>
     </w:p>
     <w:p>
@@ -407,32 +152,7 @@
         </w:numPr>
       </w:pPr>
       <w:r>
-        <w:rPr>
-          <w:b/>
-          <w:bCs/>
-        </w:rPr>
-        <w:t xml:space="preserve">SD-[####].</w:t>
-      </w:r>
-      <w:r>
-        <w:t xml:space="preserve"> </w:t>
-      </w:r>
-      <w:r>
-        <w:t xml:space="preserve">disposition=</w:t>
-      </w:r>
-      <w:r>
-        <w:rPr>
-          <w:rStyle w:val="VerbatimChar"/>
-        </w:rPr>
-        <w:t xml:space="preserve">[verbatim]</w:t>
-      </w:r>
-      <w:r>
-        <w:t xml:space="preserve">; notes=</w:t>
-      </w:r>
-      <w:r>
-        <w:rPr>
-          <w:rStyle w:val="VerbatimChar"/>
-        </w:rPr>
-        <w:t xml:space="preserve">"[verbatim]"</w:t>
+        <w:t xml:space="preserve">Do you know which Tier-1 analyst closed the most MEDIUM+ tickets in Q2?</w:t>
       </w:r>
     </w:p>
     <w:p>
@@ -444,393 +164,326 @@
         </w:numPr>
       </w:pPr>
       <w:r>
-        <w:rPr>
-          <w:b/>
-          <w:bCs/>
-        </w:rPr>
-        <w:t xml:space="preserve">SD-[####].</w:t>
-      </w:r>
-      <w:r>
-        <w:t xml:space="preserve"> </w:t>
-      </w:r>
-      <w:r>
-        <w:t xml:space="preserve">disposition=</w:t>
+        <w:t xml:space="preserve">Have you located the ticket Tunde Afolabi escalated (the break-point)?</w:t>
+      </w:r>
+    </w:p>
+    <w:p>
+      <w:pPr>
+        <w:pStyle w:val="Compact"/>
+        <w:numPr>
+          <w:ilvl w:val="0"/>
+          <w:numId w:val="1001"/>
+        </w:numPr>
+      </w:pPr>
+      <w:r>
+        <w:t xml:space="preserve">If any answer is no, close this template and finish that work first.</w:t>
+      </w:r>
+    </w:p>
+    <w:p>
+      <w:r>
+        <w:pict>
+          <v:rect style="width:0;height:1.5pt" o:hralign="center" o:hrstd="t" o:hr="t"/>
+        </w:pict>
+      </w:r>
+    </w:p>
+    <w:bookmarkStart w:id="9" w:name="page-1-title-and-the-pattern"/>
+    <w:p>
+      <w:pPr>
+        <w:pStyle w:val="Heading2"/>
+      </w:pPr>
+      <w:r>
+        <w:t xml:space="preserve">── Page 1 — Title and the pattern ──</w:t>
+      </w:r>
+    </w:p>
+    <w:bookmarkEnd w:id="9"/>
+    <w:bookmarkEnd w:id="10"/>
+    <w:bookmarkStart w:id="25" w:name="stage-0-capstone-deliverable-2"/>
+    <w:p>
+      <w:pPr>
+        <w:pStyle w:val="Heading1"/>
+      </w:pPr>
+      <w:r>
+        <w:t xml:space="preserve">Stage 0 Capstone · Deliverable 2</w:t>
+      </w:r>
+    </w:p>
+    <w:bookmarkStart w:id="13" w:name="tier-1-dismissal-pattern-analysis"/>
+    <w:p>
+      <w:pPr>
+        <w:pStyle w:val="Heading2"/>
+      </w:pPr>
+      <w:r>
+        <w:t xml:space="preserve">Tier-1 dismissal pattern analysis</w:t>
+      </w:r>
+    </w:p>
+    <w:p>
+      <w:pPr>
+        <w:pStyle w:val="FirstParagraph"/>
+      </w:pPr>
+      <w:r>
+        <w:rPr>
+          <w:b/>
+          <w:bCs/>
+        </w:rPr>
+        <w:t xml:space="preserve">Author:</w:t>
+      </w:r>
+      <w:r>
+        <w:t xml:space="preserve"> </w:t>
+      </w:r>
+      <w:r>
+        <w:t xml:space="preserve">[Your full name]</w:t>
+      </w:r>
+      <w:r>
+        <w:t xml:space="preserve"> </w:t>
+      </w:r>
+      <w:r>
+        <w:rPr>
+          <w:b/>
+          <w:bCs/>
+        </w:rPr>
+        <w:t xml:space="preserve">Intern code:</w:t>
+      </w:r>
+      <w:r>
+        <w:t xml:space="preserve"> </w:t>
+      </w:r>
+      <w:r>
+        <w:t xml:space="preserve">[UBI-2026-####]</w:t>
+      </w:r>
+      <w:r>
+        <w:t xml:space="preserve"> </w:t>
+      </w:r>
+      <w:r>
+        <w:rPr>
+          <w:b/>
+          <w:bCs/>
+        </w:rPr>
+        <w:t xml:space="preserve">Date completed:</w:t>
+      </w:r>
+      <w:r>
+        <w:t xml:space="preserve"> </w:t>
+      </w:r>
+      <w:r>
+        <w:t xml:space="preserve">[DD Month 2026]</w:t>
+      </w:r>
+      <w:r>
+        <w:t xml:space="preserve"> </w:t>
+      </w:r>
+      <w:r>
+        <w:rPr>
+          <w:b/>
+          <w:bCs/>
+        </w:rPr>
+        <w:t xml:space="preserve">Programme:</w:t>
+      </w:r>
+      <w:r>
+        <w:t xml:space="preserve"> </w:t>
+      </w:r>
+      <w:r>
+        <w:t xml:space="preserve">Ubuntu Bridge Initiative · Cybersecurity Internship · Cohort 1</w:t>
+      </w:r>
+      <w:r>
+        <w:t xml:space="preserve"> </w:t>
+      </w:r>
+      <w:r>
+        <w:rPr>
+          <w:b/>
+          <w:bCs/>
+        </w:rPr>
+        <w:t xml:space="preserve">Stage:</w:t>
+      </w:r>
+      <w:r>
+        <w:t xml:space="preserve"> </w:t>
+      </w:r>
+      <w:r>
+        <w:t xml:space="preserve">0 · Induction at the Gate</w:t>
+      </w:r>
+    </w:p>
+    <w:p>
+      <w:r>
+        <w:pict>
+          <v:rect style="width:0;height:1.5pt" o:hralign="center" o:hrstd="t" o:hr="t"/>
+        </w:pict>
+      </w:r>
+    </w:p>
+    <w:bookmarkStart w:id="11" w:name="the-pattern"/>
+    <w:p>
+      <w:pPr>
+        <w:pStyle w:val="Heading3"/>
+      </w:pPr>
+      <w:r>
+        <w:t xml:space="preserve">The pattern</w:t>
+      </w:r>
+    </w:p>
+    <w:p>
+      <w:pPr>
+        <w:pStyle w:val="FirstParagraph"/>
+      </w:pPr>
+      <w:r>
+        <w:t xml:space="preserve">[Replace this with ONE sentence stating the pattern specifically. Specific = good. Generic = bad.</w:t>
+      </w:r>
+    </w:p>
+    <w:p>
+      <w:pPr>
+        <w:pStyle w:val="BodyText"/>
+      </w:pPr>
+      <w:r>
+        <w:rPr>
+          <w:b/>
+          <w:bCs/>
+        </w:rPr>
+        <w:t xml:space="preserve">Acceptable example shape:</w:t>
+      </w:r>
+      <w:r>
+        <w:t xml:space="preserve"> </w:t>
+      </w:r>
+      <w:r>
+        <w:t xml:space="preserve">“Single-analyst dismissal of MEDIUM+ auto-tickets as</w:t>
+      </w:r>
+      <w:r>
+        <w:t xml:space="preserve"> </w:t>
       </w:r>
       <w:r>
         <w:rPr>
           <w:rStyle w:val="VerbatimChar"/>
         </w:rPr>
-        <w:t xml:space="preserve">[verbatim]</w:t>
-      </w:r>
-      <w:r>
-        <w:t xml:space="preserve">; notes=</w:t>
+        <w:t xml:space="preserve">resolved-by-reference</w:t>
+      </w:r>
+      <w:r>
+        <w:t xml:space="preserve"> </w:t>
+      </w:r>
+      <w:r>
+        <w:t xml:space="preserve">without cross-correlation against the prior 7 days of alerts.”</w:t>
+      </w:r>
+    </w:p>
+    <w:p>
+      <w:pPr>
+        <w:pStyle w:val="BodyText"/>
+      </w:pPr>
+      <w:r>
+        <w:rPr>
+          <w:b/>
+          <w:bCs/>
+        </w:rPr>
+        <w:t xml:space="preserve">Unacceptable shapes — do NOT write any of these:</w:t>
+      </w:r>
+      <w:r>
+        <w:t xml:space="preserve"> </w:t>
+      </w:r>
+      <w:r>
+        <w:t xml:space="preserve">-</w:t>
+      </w:r>
+      <w:r>
+        <w:t xml:space="preserve"> </w:t>
+      </w:r>
+      <w:r>
+        <w:t xml:space="preserve">“Bad triage.”</w:t>
+      </w:r>
+      <w:r>
+        <w:t xml:space="preserve"> </w:t>
+      </w:r>
+      <w:r>
+        <w:t xml:space="preserve">-</w:t>
+      </w:r>
+      <w:r>
+        <w:t xml:space="preserve"> </w:t>
+      </w:r>
+      <w:r>
+        <w:t xml:space="preserve">“Tier-1 was overloaded.”</w:t>
+      </w:r>
+      <w:r>
+        <w:t xml:space="preserve"> </w:t>
+      </w:r>
+      <w:r>
+        <w:t xml:space="preserve">-</w:t>
+      </w:r>
+      <w:r>
+        <w:t xml:space="preserve"> </w:t>
+      </w:r>
+      <w:r>
+        <w:t xml:space="preserve">“The analyst made mistakes.”</w:t>
+      </w:r>
+    </w:p>
+    <w:p>
+      <w:pPr>
+        <w:pStyle w:val="BodyText"/>
+      </w:pPr>
+      <w:r>
+        <w:t xml:space="preserve">Your pattern statement must name (a) the structural failure, (b) the disposition vocabulary the failure hid behind, and (c) the missing cross-check.]</w:t>
+      </w:r>
+    </w:p>
+    <w:bookmarkEnd w:id="11"/>
+    <w:bookmarkStart w:id="12" w:name="tickets-that-prove-the-pattern"/>
+    <w:p>
+      <w:pPr>
+        <w:pStyle w:val="Heading3"/>
+      </w:pPr>
+      <w:r>
+        <w:t xml:space="preserve">Tickets that prove the pattern</w:t>
+      </w:r>
+    </w:p>
+    <w:p>
+      <w:pPr>
+        <w:pStyle w:val="FirstParagraph"/>
+      </w:pPr>
+      <w:r>
+        <w:t xml:space="preserve">You must cite at least four ticket IDs, including SD-40812. Quote the</w:t>
+      </w:r>
+      <w:r>
+        <w:t xml:space="preserve"> </w:t>
       </w:r>
       <w:r>
         <w:rPr>
           <w:rStyle w:val="VerbatimChar"/>
         </w:rPr>
-        <w:t xml:space="preserve">"[verbatim]"</w:t>
-      </w:r>
-    </w:p>
-    <w:bookmarkEnd w:id="9"/>
-    <w:bookmarkStart w:id="11" w:name="pages-23-per-ticket-walkthrough"/>
-    <w:p>
-      <w:pPr>
-        <w:pStyle w:val="Heading2"/>
-      </w:pPr>
-      <w:r>
-        <w:t xml:space="preserve">Pages 2–3 — Per-ticket walkthrough</w:t>
-      </w:r>
-    </w:p>
-    <w:p>
-      <w:pPr>
-        <w:pStyle w:val="FirstParagraph"/>
-      </w:pPr>
-      <w:r>
-        <w:t xml:space="preserve">For each ticket cited above, write the block below. Repeat the block for every cited ticket.</w:t>
-      </w:r>
-    </w:p>
-    <w:bookmarkStart w:id="10" w:name="ticket-id"/>
-    <w:p>
-      <w:pPr>
-        <w:pStyle w:val="Heading3"/>
-      </w:pPr>
-      <w:r>
-        <w:t xml:space="preserve">[Ticket ID]</w:t>
-      </w:r>
-    </w:p>
-    <w:p>
-      <w:pPr>
-        <w:pStyle w:val="FirstParagraph"/>
-      </w:pPr>
-      <w:r>
-        <w:rPr>
-          <w:b/>
-          <w:bCs/>
-        </w:rPr>
-        <w:t xml:space="preserve">What the SIEM raised:</w:t>
-      </w:r>
-      <w:r>
-        <w:t xml:space="preserve"> </w:t>
-      </w:r>
-      <w:r>
-        <w:t xml:space="preserve">[One sentence describing the alert that fired.]</w:t>
-      </w:r>
-    </w:p>
-    <w:p>
-      <w:pPr>
-        <w:pStyle w:val="BodyText"/>
-      </w:pPr>
-      <w:r>
-        <w:rPr>
-          <w:b/>
-          <w:bCs/>
-        </w:rPr>
-        <w:t xml:space="preserve">Dismissal:</w:t>
-      </w:r>
-      <w:r>
-        <w:t xml:space="preserve"> </w:t>
-      </w:r>
-      <w:r>
-        <w:t xml:space="preserve">disposition=</w:t>
+        <w:t xml:space="preserve">disposition</w:t>
+      </w:r>
+      <w:r>
+        <w:t xml:space="preserve"> </w:t>
+      </w:r>
+      <w:r>
+        <w:t xml:space="preserve">and</w:t>
+      </w:r>
+      <w:r>
+        <w:t xml:space="preserve"> </w:t>
       </w:r>
       <w:r>
         <w:rPr>
           <w:rStyle w:val="VerbatimChar"/>
         </w:rPr>
-        <w:t xml:space="preserve">[verbatim]</w:t>
-      </w:r>
-      <w:r>
-        <w:t xml:space="preserve">; notes=</w:t>
+        <w:t xml:space="preserve">notes</w:t>
+      </w:r>
+      <w:r>
+        <w:t xml:space="preserve"> </w:t>
+      </w:r>
+      <w:r>
+        <w:t xml:space="preserve">columns</w:t>
+      </w:r>
+      <w:r>
+        <w:t xml:space="preserve"> </w:t>
+      </w:r>
+      <w:r>
+        <w:rPr>
+          <w:b/>
+          <w:bCs/>
+        </w:rPr>
+        <w:t xml:space="preserve">verbatim</w:t>
+      </w:r>
+      <w:r>
+        <w:t xml:space="preserve"> </w:t>
+      </w:r>
+      <w:r>
+        <w:t xml:space="preserve">from</w:t>
+      </w:r>
+      <w:r>
+        <w:t xml:space="preserve"> </w:t>
       </w:r>
       <w:r>
         <w:rPr>
           <w:rStyle w:val="VerbatimChar"/>
         </w:rPr>
-        <w:t xml:space="preserve">"[verbatim]"</w:t>
-      </w:r>
-    </w:p>
-    <w:p>
-      <w:pPr>
-        <w:pStyle w:val="BodyText"/>
-      </w:pPr>
-      <w:r>
-        <w:rPr>
-          <w:b/>
-          <w:bCs/>
-        </w:rPr>
-        <w:t xml:space="preserve">What was missed:</w:t>
-      </w:r>
-      <w:r>
-        <w:t xml:space="preserve"> </w:t>
-      </w:r>
-      <w:r>
-        <w:t xml:space="preserve">[Specific reference to another file, ticket, row, or log line that, if checked, would have escalated this ticket. Cite the file or ticket ID precisely.]</w:t>
-      </w:r>
-    </w:p>
-    <w:p>
-      <w:pPr>
-        <w:pStyle w:val="BodyText"/>
-      </w:pPr>
-      <w:r>
-        <w:rPr>
-          <w:b/>
-          <w:bCs/>
-        </w:rPr>
-        <w:t xml:space="preserve">What it cost Sankofa:</w:t>
-      </w:r>
-      <w:r>
-        <w:t xml:space="preserve"> </w:t>
-      </w:r>
-      <w:r>
-        <w:t xml:space="preserve">[One concrete consequence. Not</w:t>
-      </w:r>
-      <w:r>
-        <w:t xml:space="preserve"> </w:t>
-      </w:r>
-      <w:r>
-        <w:t xml:space="preserve">“increased risk”</w:t>
-      </w:r>
-      <w:r>
-        <w:t xml:space="preserve">. Something specific, e.g.,</w:t>
-      </w:r>
-      <w:r>
-        <w:t xml:space="preserve"> </w:t>
-      </w:r>
-      <w:r>
-        <w:t xml:space="preserve">“the attacker returned 27 hours later via the same IP without any new SIEM rule firing.”</w:t>
-      </w:r>
-      <w:r>
-        <w:t xml:space="preserve">]</w:t>
-      </w:r>
-    </w:p>
-    <w:p>
-      <w:pPr>
-        <w:pStyle w:val="BodyText"/>
-      </w:pPr>
-      <w:r>
-        <w:rPr>
-          <w:i/>
-          <w:iCs/>
-        </w:rPr>
-        <w:t xml:space="preserve">Repeat the four-field block above for each ticket.</w:t>
-      </w:r>
-    </w:p>
-    <w:bookmarkEnd w:id="10"/>
-    <w:bookmarkEnd w:id="11"/>
-    <w:bookmarkStart w:id="12" w:name="page-4-root-cause"/>
-    <w:p>
-      <w:pPr>
-        <w:pStyle w:val="Heading2"/>
-      </w:pPr>
-      <w:r>
-        <w:t xml:space="preserve">Page 4 — Root cause</w:t>
-      </w:r>
-    </w:p>
-    <w:p>
-      <w:pPr>
-        <w:pStyle w:val="FirstParagraph"/>
-      </w:pPr>
-      <w:r>
-        <w:rPr>
-          <w:b/>
-          <w:bCs/>
-        </w:rPr>
-        <w:t xml:space="preserve">The single-analyst pattern, with column evidence:</w:t>
-      </w:r>
-    </w:p>
-    <w:p>
-      <w:pPr>
-        <w:pStyle w:val="BlockText"/>
-      </w:pPr>
-      <w:r>
-        <w:t xml:space="preserve">[Use the columns of</w:t>
-      </w:r>
-      <w:r>
-        <w:t xml:space="preserve"> </w:t>
-      </w:r>
-      <w:r>
-        <w:rPr>
-          <w:rStyle w:val="VerbatimChar"/>
-        </w:rPr>
         <w:t xml:space="preserve">tier-1-ticket-history.csv</w:t>
       </w:r>
       <w:r>
-        <w:t xml:space="preserve"> </w:t>
-      </w:r>
-      <w:r>
-        <w:t xml:space="preserve">to make the case. Count: how many of the Q2 auto-ticket closures were made by the same analyst? Reference the specific column you counted from. Show that this analyst closed most of the MEDIUM+ tickets. This is your root cause — say it explicitly. Do not hedge.]</w:t>
-      </w:r>
-    </w:p>
-    <w:p>
-      <w:pPr>
-        <w:pStyle w:val="FirstParagraph"/>
-      </w:pPr>
-      <w:r>
-        <w:rPr>
-          <w:b/>
-          <w:bCs/>
-        </w:rPr>
-        <w:t xml:space="preserve">Why this matters operationally (~80 words):</w:t>
-      </w:r>
-    </w:p>
-    <w:p>
-      <w:pPr>
-        <w:pStyle w:val="BlockText"/>
-      </w:pPr>
-      <w:r>
-        <w:t xml:space="preserve">[Explain how single-analyst coverage breaks SIEM triage. The brief mentions Sankofa’s SOC bench is four analysts. Connect that bench size to the pattern you named on page 1. Two-three sentences.]</w:t>
-      </w:r>
-    </w:p>
-    <w:bookmarkEnd w:id="12"/>
-    <w:bookmarkStart w:id="13" w:name="page-5-break-point-and-recommendation"/>
-    <w:p>
-      <w:pPr>
-        <w:pStyle w:val="Heading2"/>
-      </w:pPr>
-      <w:r>
-        <w:t xml:space="preserve">Page 5 — Break-point and recommendation</w:t>
-      </w:r>
-    </w:p>
-    <w:p>
-      <w:pPr>
-        <w:pStyle w:val="FirstParagraph"/>
-      </w:pPr>
-      <w:r>
-        <w:rPr>
-          <w:b/>
-          <w:bCs/>
-        </w:rPr>
-        <w:t xml:space="preserve">The moment the pattern broke — Tunde Afolabi’s escalation (ticket SD-40866):</w:t>
-      </w:r>
-    </w:p>
-    <w:p>
-      <w:pPr>
-        <w:pStyle w:val="BlockText"/>
-      </w:pPr>
-      <w:r>
-        <w:t xml:space="preserve">[Explain in 2–3 sentences why SD-40866 broke the pattern. What did Tunde do differently? Was it a different analyst closing it, a different disposition, a cross-correlation that finally happened? Why did the pattern that hid SD-40812 not work here?]</w:t>
-      </w:r>
-    </w:p>
-    <w:p>
-      <w:pPr>
-        <w:pStyle w:val="FirstParagraph"/>
-      </w:pPr>
-      <w:r>
-        <w:rPr>
-          <w:b/>
-          <w:bCs/>
-        </w:rPr>
-        <w:t xml:space="preserve">One concrete procedural recommendation:</w:t>
-      </w:r>
-    </w:p>
-    <w:p>
-      <w:pPr>
-        <w:pStyle w:val="BlockText"/>
-      </w:pPr>
-      <w:r>
-        <w:t xml:space="preserve">[One specific procedure change. The test of specificity: another company should be able to read your recommendation and implement it without further interpretation.</w:t>
-      </w:r>
-    </w:p>
-    <w:p>
-      <w:pPr>
-        <w:pStyle w:val="BlockText"/>
-      </w:pPr>
-      <w:r>
-        <w:t xml:space="preserve">Acceptable shapes:</w:t>
-      </w:r>
-      <w:r>
-        <w:t xml:space="preserve"> </w:t>
-      </w:r>
-      <w:r>
-        <w:t xml:space="preserve">-</w:t>
-      </w:r>
-      <w:r>
-        <w:t xml:space="preserve"> </w:t>
-      </w:r>
-      <w:r>
-        <w:t xml:space="preserve">“Any MEDIUM+ SIEM auto-ticket dismissed as</w:t>
-      </w:r>
-      <w:r>
-        <w:t xml:space="preserve"> </w:t>
-      </w:r>
-      <w:r>
-        <w:rPr>
-          <w:rStyle w:val="VerbatimChar"/>
-        </w:rPr>
-        <w:t xml:space="preserve">resolved-by-reference</w:t>
-      </w:r>
-      <w:r>
-        <w:t xml:space="preserve"> </w:t>
-      </w:r>
-      <w:r>
-        <w:t xml:space="preserve">requires a second analyst’s signature within 4 hours of close.”</w:t>
-      </w:r>
-      <w:r>
-        <w:t xml:space="preserve"> </w:t>
-      </w:r>
-      <w:r>
-        <w:t xml:space="preserve">-</w:t>
-      </w:r>
-      <w:r>
-        <w:t xml:space="preserve"> </w:t>
-      </w:r>
-      <w:r>
-        <w:t xml:space="preserve">“Dual sign-off before close on any ticket where ≥ 2 SIEM rules fired on the same asset in the prior 24 hours.”</w:t>
-      </w:r>
-    </w:p>
-    <w:p>
-      <w:pPr>
-        <w:pStyle w:val="BlockText"/>
-      </w:pPr>
-      <w:r>
-        <w:t xml:space="preserve">Unacceptable:</w:t>
-      </w:r>
-      <w:r>
-        <w:t xml:space="preserve"> </w:t>
-      </w:r>
-      <w:r>
-        <w:t xml:space="preserve">“improve monitoring”</w:t>
-      </w:r>
-      <w:r>
-        <w:t xml:space="preserve">,</w:t>
-      </w:r>
-      <w:r>
-        <w:t xml:space="preserve"> </w:t>
-      </w:r>
-      <w:r>
-        <w:t xml:space="preserve">“review tickets more carefully”</w:t>
-      </w:r>
-      <w:r>
-        <w:t xml:space="preserve">,</w:t>
-      </w:r>
-      <w:r>
-        <w:t xml:space="preserve"> </w:t>
-      </w:r>
-      <w:r>
-        <w:t xml:space="preserve">“hire more staff”</w:t>
-      </w:r>
-      <w:r>
-        <w:t xml:space="preserve">,</w:t>
-      </w:r>
-      <w:r>
-        <w:t xml:space="preserve"> </w:t>
-      </w:r>
-      <w:r>
-        <w:t xml:space="preserve">“introduce more rigorous SOC processes”</w:t>
-      </w:r>
-      <w:r>
-        <w:t xml:space="preserve">. Those are not procedures.]</w:t>
-      </w:r>
-    </w:p>
-    <w:bookmarkEnd w:id="13"/>
-    <w:bookmarkStart w:id="14" w:name="pre-submission-checklist-for-d2"/>
-    <w:p>
-      <w:pPr>
-        <w:pStyle w:val="Heading2"/>
-      </w:pPr>
-      <w:r>
-        <w:t xml:space="preserve">Pre-submission checklist for D2</w:t>
+        <w:t xml:space="preserve">. Paraphrasing in this section costs points and is a strong AI-use signal.</w:t>
       </w:r>
     </w:p>
     <w:p>
@@ -842,7 +495,180 @@
         </w:numPr>
       </w:pPr>
       <w:r>
-        <w:t xml:space="preserve">Pattern named in the first sentence — specific, not vague.</w:t>
+        <w:rPr>
+          <w:b/>
+          <w:bCs/>
+        </w:rPr>
+        <w:t xml:space="preserve">SD-40812.</w:t>
+      </w:r>
+      <w:r>
+        <w:t xml:space="preserve"> </w:t>
+      </w:r>
+      <w:r>
+        <w:t xml:space="preserve">disposition=</w:t>
+      </w:r>
+      <w:r>
+        <w:rPr>
+          <w:rStyle w:val="VerbatimChar"/>
+        </w:rPr>
+        <w:t xml:space="preserve">[verbatim from CSV]</w:t>
+      </w:r>
+      <w:r>
+        <w:t xml:space="preserve">; notes=</w:t>
+      </w:r>
+      <w:r>
+        <w:rPr>
+          <w:rStyle w:val="VerbatimChar"/>
+        </w:rPr>
+        <w:t xml:space="preserve">"[verbatim from CSV]"</w:t>
+      </w:r>
+    </w:p>
+    <w:p>
+      <w:pPr>
+        <w:pStyle w:val="Compact"/>
+        <w:numPr>
+          <w:ilvl w:val="0"/>
+          <w:numId w:val="1002"/>
+        </w:numPr>
+      </w:pPr>
+      <w:r>
+        <w:rPr>
+          <w:b/>
+          <w:bCs/>
+        </w:rPr>
+        <w:t xml:space="preserve">SD-[####].</w:t>
+      </w:r>
+      <w:r>
+        <w:t xml:space="preserve"> </w:t>
+      </w:r>
+      <w:r>
+        <w:t xml:space="preserve">disposition=</w:t>
+      </w:r>
+      <w:r>
+        <w:rPr>
+          <w:rStyle w:val="VerbatimChar"/>
+        </w:rPr>
+        <w:t xml:space="preserve">[verbatim]</w:t>
+      </w:r>
+      <w:r>
+        <w:t xml:space="preserve">; notes=</w:t>
+      </w:r>
+      <w:r>
+        <w:rPr>
+          <w:rStyle w:val="VerbatimChar"/>
+        </w:rPr>
+        <w:t xml:space="preserve">"[verbatim]"</w:t>
+      </w:r>
+    </w:p>
+    <w:p>
+      <w:pPr>
+        <w:pStyle w:val="Compact"/>
+        <w:numPr>
+          <w:ilvl w:val="0"/>
+          <w:numId w:val="1002"/>
+        </w:numPr>
+      </w:pPr>
+      <w:r>
+        <w:rPr>
+          <w:b/>
+          <w:bCs/>
+        </w:rPr>
+        <w:t xml:space="preserve">SD-[####].</w:t>
+      </w:r>
+      <w:r>
+        <w:t xml:space="preserve"> </w:t>
+      </w:r>
+      <w:r>
+        <w:t xml:space="preserve">disposition=</w:t>
+      </w:r>
+      <w:r>
+        <w:rPr>
+          <w:rStyle w:val="VerbatimChar"/>
+        </w:rPr>
+        <w:t xml:space="preserve">[verbatim]</w:t>
+      </w:r>
+      <w:r>
+        <w:t xml:space="preserve">; notes=</w:t>
+      </w:r>
+      <w:r>
+        <w:rPr>
+          <w:rStyle w:val="VerbatimChar"/>
+        </w:rPr>
+        <w:t xml:space="preserve">"[verbatim]"</w:t>
+      </w:r>
+    </w:p>
+    <w:p>
+      <w:pPr>
+        <w:pStyle w:val="Compact"/>
+        <w:numPr>
+          <w:ilvl w:val="0"/>
+          <w:numId w:val="1002"/>
+        </w:numPr>
+      </w:pPr>
+      <w:r>
+        <w:rPr>
+          <w:b/>
+          <w:bCs/>
+        </w:rPr>
+        <w:t xml:space="preserve">SD-[####].</w:t>
+      </w:r>
+      <w:r>
+        <w:t xml:space="preserve"> </w:t>
+      </w:r>
+      <w:r>
+        <w:t xml:space="preserve">disposition=</w:t>
+      </w:r>
+      <w:r>
+        <w:rPr>
+          <w:rStyle w:val="VerbatimChar"/>
+        </w:rPr>
+        <w:t xml:space="preserve">[verbatim]</w:t>
+      </w:r>
+      <w:r>
+        <w:t xml:space="preserve">; notes=</w:t>
+      </w:r>
+      <w:r>
+        <w:rPr>
+          <w:rStyle w:val="VerbatimChar"/>
+        </w:rPr>
+        <w:t xml:space="preserve">"[verbatim]"</w:t>
+      </w:r>
+    </w:p>
+    <w:p>
+      <w:pPr>
+        <w:pStyle w:val="FirstParagraph"/>
+      </w:pPr>
+      <w:r>
+        <w:rPr>
+          <w:i/>
+          <w:iCs/>
+        </w:rPr>
+        <w:t xml:space="preserve">Add more ticket IDs if your analysis surfaced them. Four is the minimum.</w:t>
+      </w:r>
+    </w:p>
+    <w:p>
+      <w:r>
+        <w:pict>
+          <v:rect style="width:0;height:1.5pt" o:hralign="center" o:hrstd="t" o:hr="t"/>
+        </w:pict>
+      </w:r>
+    </w:p>
+    <w:p>
+      <w:pPr>
+        <w:pStyle w:val="BlockText"/>
+      </w:pPr>
+      <w:r>
+        <w:t xml:space="preserve">📋</w:t>
+      </w:r>
+      <w:r>
+        <w:t xml:space="preserve"> </w:t>
+      </w:r>
+      <w:r>
+        <w:rPr>
+          <w:b/>
+          <w:bCs/>
+        </w:rPr>
+        <w:t xml:space="preserve">Before you move to page 2, confirm:</w:t>
       </w:r>
     </w:p>
     <w:p>
@@ -854,7 +680,7 @@
         </w:numPr>
       </w:pPr>
       <w:r>
-        <w:t xml:space="preserve">At least 4 ticket IDs cited (including SD-40812 and SD-40866).</w:t>
+        <w:t xml:space="preserve">Title block is complete.</w:t>
       </w:r>
     </w:p>
     <w:p>
@@ -866,44 +692,7 @@
         </w:numPr>
       </w:pPr>
       <w:r>
-        <w:rPr>
-          <w:rStyle w:val="VerbatimChar"/>
-        </w:rPr>
-        <w:t xml:space="preserve">disposition</w:t>
-      </w:r>
-      <w:r>
-        <w:t xml:space="preserve"> </w:t>
-      </w:r>
-      <w:r>
-        <w:t xml:space="preserve">and</w:t>
-      </w:r>
-      <w:r>
-        <w:t xml:space="preserve"> </w:t>
-      </w:r>
-      <w:r>
-        <w:rPr>
-          <w:rStyle w:val="VerbatimChar"/>
-        </w:rPr>
-        <w:t xml:space="preserve">notes</w:t>
-      </w:r>
-      <w:r>
-        <w:t xml:space="preserve"> </w:t>
-      </w:r>
-      <w:r>
-        <w:t xml:space="preserve">columns quoted</w:t>
-      </w:r>
-      <w:r>
-        <w:t xml:space="preserve"> </w:t>
-      </w:r>
-      <w:r>
-        <w:rPr>
-          <w:b/>
-          <w:bCs/>
-        </w:rPr>
-        <w:t xml:space="preserve">verbatim</w:t>
-      </w:r>
-      <w:r>
-        <w:t xml:space="preserve">.</w:t>
+        <w:t xml:space="preserve">Pattern statement is ONE sentence, specific, naming both the disposition and the missing check.</w:t>
       </w:r>
     </w:p>
     <w:p>
@@ -915,7 +704,7 @@
         </w:numPr>
       </w:pPr>
       <w:r>
-        <w:t xml:space="preserve">Per-ticket walkthrough completed for every cited ticket.</w:t>
+        <w:t xml:space="preserve">At least four ticket IDs are cited.</w:t>
       </w:r>
     </w:p>
     <w:p>
@@ -927,7 +716,47 @@
         </w:numPr>
       </w:pPr>
       <w:r>
-        <w:t xml:space="preserve">Root-cause page uses column counts as evidence, not opinion.</w:t>
+        <w:rPr>
+          <w:rStyle w:val="VerbatimChar"/>
+        </w:rPr>
+        <w:t xml:space="preserve">disposition</w:t>
+      </w:r>
+      <w:r>
+        <w:t xml:space="preserve"> </w:t>
+      </w:r>
+      <w:r>
+        <w:t xml:space="preserve">and</w:t>
+      </w:r>
+      <w:r>
+        <w:t xml:space="preserve"> </w:t>
+      </w:r>
+      <w:r>
+        <w:rPr>
+          <w:rStyle w:val="VerbatimChar"/>
+        </w:rPr>
+        <w:t xml:space="preserve">notes</w:t>
+      </w:r>
+      <w:r>
+        <w:t xml:space="preserve"> </w:t>
+      </w:r>
+      <w:r>
+        <w:t xml:space="preserve">columns are quoted</w:t>
+      </w:r>
+      <w:r>
+        <w:t xml:space="preserve"> </w:t>
+      </w:r>
+      <w:r>
+        <w:rPr>
+          <w:b/>
+          <w:bCs/>
+        </w:rPr>
+        <w:t xml:space="preserve">word-for-word</w:t>
+      </w:r>
+      <w:r>
+        <w:t xml:space="preserve"> </w:t>
+      </w:r>
+      <w:r>
+        <w:t xml:space="preserve">from the CSV.</w:t>
       </w:r>
     </w:p>
     <w:p>
@@ -939,7 +768,542 @@
         </w:numPr>
       </w:pPr>
       <w:r>
-        <w:t xml:space="preserve">SD-40866 explicitly named as the break-point.</w:t>
+        <w:t xml:space="preserve">No</w:t>
+      </w:r>
+      <w:r>
+        <w:t xml:space="preserve"> </w:t>
+      </w:r>
+      <w:r>
+        <w:rPr>
+          <w:rStyle w:val="VerbatimChar"/>
+        </w:rPr>
+        <w:t xml:space="preserve">[BRACKETED]</w:t>
+      </w:r>
+      <w:r>
+        <w:t xml:space="preserve"> </w:t>
+      </w:r>
+      <w:r>
+        <w:t xml:space="preserve">prompts remain.</w:t>
+      </w:r>
+    </w:p>
+    <w:p>
+      <w:r>
+        <w:pict>
+          <v:rect style="width:0;height:1.5pt" o:hralign="center" o:hrstd="t" o:hr="t"/>
+        </w:pict>
+      </w:r>
+    </w:p>
+    <w:bookmarkEnd w:id="12"/>
+    <w:bookmarkEnd w:id="13"/>
+    <w:bookmarkStart w:id="18" w:name="pages-23-per-ticket-walkthrough"/>
+    <w:p>
+      <w:pPr>
+        <w:pStyle w:val="Heading2"/>
+      </w:pPr>
+      <w:r>
+        <w:t xml:space="preserve">── Pages 2–3 — Per-ticket walkthrough ──</w:t>
+      </w:r>
+    </w:p>
+    <w:p>
+      <w:pPr>
+        <w:pStyle w:val="FirstParagraph"/>
+      </w:pPr>
+      <w:r>
+        <w:t xml:space="preserve">For each ticket cited on page 1, write the four-field block below. Repeat the block for</w:t>
+      </w:r>
+      <w:r>
+        <w:t xml:space="preserve"> </w:t>
+      </w:r>
+      <w:r>
+        <w:rPr>
+          <w:b/>
+          <w:bCs/>
+        </w:rPr>
+        <w:t xml:space="preserve">every</w:t>
+      </w:r>
+      <w:r>
+        <w:t xml:space="preserve"> </w:t>
+      </w:r>
+      <w:r>
+        <w:t xml:space="preserve">cited ticket.</w:t>
+      </w:r>
+    </w:p>
+    <w:bookmarkStart w:id="14" w:name="ticket-id-e.g.-sd-40812"/>
+    <w:p>
+      <w:pPr>
+        <w:pStyle w:val="Heading3"/>
+      </w:pPr>
+      <w:r>
+        <w:t xml:space="preserve">[Ticket ID — e.g. SD-40812]</w:t>
+      </w:r>
+    </w:p>
+    <w:p>
+      <w:pPr>
+        <w:pStyle w:val="FirstParagraph"/>
+      </w:pPr>
+      <w:r>
+        <w:rPr>
+          <w:b/>
+          <w:bCs/>
+        </w:rPr>
+        <w:t xml:space="preserve">What the SIEM raised.</w:t>
+      </w:r>
+      <w:r>
+        <w:t xml:space="preserve"> </w:t>
+      </w:r>
+      <w:r>
+        <w:t xml:space="preserve">[One sentence describing the alert that fired. Be specific to what the SIEM rule was watching for — e.g.,</w:t>
+      </w:r>
+      <w:r>
+        <w:t xml:space="preserve"> </w:t>
+      </w:r>
+      <w:r>
+        <w:t xml:space="preserve">“publickey acceptance from an IP not in the documented vendor range”</w:t>
+      </w:r>
+      <w:r>
+        <w:t xml:space="preserve"> </w:t>
+      </w:r>
+      <w:r>
+        <w:t xml:space="preserve">— not just</w:t>
+      </w:r>
+      <w:r>
+        <w:t xml:space="preserve"> </w:t>
+      </w:r>
+      <w:r>
+        <w:t xml:space="preserve">“suspicious login”</w:t>
+      </w:r>
+      <w:r>
+        <w:t xml:space="preserve">.]</w:t>
+      </w:r>
+    </w:p>
+    <w:p>
+      <w:pPr>
+        <w:pStyle w:val="BodyText"/>
+      </w:pPr>
+      <w:r>
+        <w:rPr>
+          <w:b/>
+          <w:bCs/>
+        </w:rPr>
+        <w:t xml:space="preserve">Dismissal.</w:t>
+      </w:r>
+      <w:r>
+        <w:t xml:space="preserve"> </w:t>
+      </w:r>
+      <w:r>
+        <w:t xml:space="preserve">disposition=</w:t>
+      </w:r>
+      <w:r>
+        <w:rPr>
+          <w:rStyle w:val="VerbatimChar"/>
+        </w:rPr>
+        <w:t xml:space="preserve">[verbatim from CSV]</w:t>
+      </w:r>
+      <w:r>
+        <w:t xml:space="preserve">; notes=</w:t>
+      </w:r>
+      <w:r>
+        <w:rPr>
+          <w:rStyle w:val="VerbatimChar"/>
+        </w:rPr>
+        <w:t xml:space="preserve">"[verbatim from CSV]"</w:t>
+      </w:r>
+    </w:p>
+    <w:p>
+      <w:pPr>
+        <w:pStyle w:val="BodyText"/>
+      </w:pPr>
+      <w:r>
+        <w:rPr>
+          <w:b/>
+          <w:bCs/>
+        </w:rPr>
+        <w:t xml:space="preserve">What was missed.</w:t>
+      </w:r>
+      <w:r>
+        <w:t xml:space="preserve"> </w:t>
+      </w:r>
+      <w:r>
+        <w:t xml:space="preserve">[Specific reference to another file, ticket, row, or log line that, if checked, would have escalated this ticket. Cite the file or ticket ID precisely. Example shape:</w:t>
+      </w:r>
+      <w:r>
+        <w:t xml:space="preserve"> </w:t>
+      </w:r>
+      <w:r>
+        <w:t xml:space="preserve">“If the analyst had cross-referenced this against</w:t>
+      </w:r>
+      <w:r>
+        <w:t xml:space="preserve"> </w:t>
+      </w:r>
+      <w:r>
+        <w:rPr>
+          <w:rStyle w:val="VerbatimChar"/>
+        </w:rPr>
+        <w:t xml:space="preserve">sankofa-roster.csv</w:t>
+      </w:r>
+      <w:r>
+        <w:t xml:space="preserve"> </w:t>
+      </w:r>
+      <w:r>
+        <w:t xml:space="preserve">row X, they would have seen that the account had been offboarded N days earlier — which the SIEM rule does not auto-correlate.”</w:t>
+      </w:r>
+      <w:r>
+        <w:t xml:space="preserve">]</w:t>
+      </w:r>
+    </w:p>
+    <w:p>
+      <w:pPr>
+        <w:pStyle w:val="BodyText"/>
+      </w:pPr>
+      <w:r>
+        <w:rPr>
+          <w:b/>
+          <w:bCs/>
+        </w:rPr>
+        <w:t xml:space="preserve">What it cost Sankofa.</w:t>
+      </w:r>
+      <w:r>
+        <w:t xml:space="preserve"> </w:t>
+      </w:r>
+      <w:r>
+        <w:t xml:space="preserve">[One concrete consequence. Not</w:t>
+      </w:r>
+      <w:r>
+        <w:t xml:space="preserve"> </w:t>
+      </w:r>
+      <w:r>
+        <w:t xml:space="preserve">“increased risk”</w:t>
+      </w:r>
+      <w:r>
+        <w:t xml:space="preserve"> </w:t>
+      </w:r>
+      <w:r>
+        <w:t xml:space="preserve">— something specific. Example shape:</w:t>
+      </w:r>
+      <w:r>
+        <w:t xml:space="preserve"> </w:t>
+      </w:r>
+      <w:r>
+        <w:t xml:space="preserve">“The attacker returned 25 hours later from the same IP without any new SIEM rule firing; if this ticket had been escalated, the SD-40835 alert would have inherited the prior context and triggered a manual review.”</w:t>
+      </w:r>
+      <w:r>
+        <w:t xml:space="preserve">]</w:t>
+      </w:r>
+    </w:p>
+    <w:bookmarkEnd w:id="14"/>
+    <w:bookmarkStart w:id="15" w:name="ticket-id-second-one"/>
+    <w:p>
+      <w:pPr>
+        <w:pStyle w:val="Heading3"/>
+      </w:pPr>
+      <w:r>
+        <w:t xml:space="preserve">[Ticket ID — second one]</w:t>
+      </w:r>
+    </w:p>
+    <w:p>
+      <w:pPr>
+        <w:pStyle w:val="FirstParagraph"/>
+      </w:pPr>
+      <w:r>
+        <w:rPr>
+          <w:b/>
+          <w:bCs/>
+        </w:rPr>
+        <w:t xml:space="preserve">What the SIEM raised.</w:t>
+      </w:r>
+      <w:r>
+        <w:t xml:space="preserve"> </w:t>
+      </w:r>
+      <w:r>
+        <w:t xml:space="preserve">[…]</w:t>
+      </w:r>
+    </w:p>
+    <w:p>
+      <w:pPr>
+        <w:pStyle w:val="BodyText"/>
+      </w:pPr>
+      <w:r>
+        <w:rPr>
+          <w:b/>
+          <w:bCs/>
+        </w:rPr>
+        <w:t xml:space="preserve">Dismissal.</w:t>
+      </w:r>
+      <w:r>
+        <w:t xml:space="preserve"> </w:t>
+      </w:r>
+      <w:r>
+        <w:t xml:space="preserve">disposition=</w:t>
+      </w:r>
+      <w:r>
+        <w:rPr>
+          <w:rStyle w:val="VerbatimChar"/>
+        </w:rPr>
+        <w:t xml:space="preserve">[verbatim]</w:t>
+      </w:r>
+      <w:r>
+        <w:t xml:space="preserve">; notes=</w:t>
+      </w:r>
+      <w:r>
+        <w:rPr>
+          <w:rStyle w:val="VerbatimChar"/>
+        </w:rPr>
+        <w:t xml:space="preserve">"[verbatim]"</w:t>
+      </w:r>
+    </w:p>
+    <w:p>
+      <w:pPr>
+        <w:pStyle w:val="BodyText"/>
+      </w:pPr>
+      <w:r>
+        <w:rPr>
+          <w:b/>
+          <w:bCs/>
+        </w:rPr>
+        <w:t xml:space="preserve">What was missed.</w:t>
+      </w:r>
+      <w:r>
+        <w:t xml:space="preserve"> </w:t>
+      </w:r>
+      <w:r>
+        <w:t xml:space="preserve">[…]</w:t>
+      </w:r>
+    </w:p>
+    <w:p>
+      <w:pPr>
+        <w:pStyle w:val="BodyText"/>
+      </w:pPr>
+      <w:r>
+        <w:rPr>
+          <w:b/>
+          <w:bCs/>
+        </w:rPr>
+        <w:t xml:space="preserve">What it cost Sankofa.</w:t>
+      </w:r>
+      <w:r>
+        <w:t xml:space="preserve"> </w:t>
+      </w:r>
+      <w:r>
+        <w:t xml:space="preserve">[…]</w:t>
+      </w:r>
+    </w:p>
+    <w:bookmarkEnd w:id="15"/>
+    <w:bookmarkStart w:id="16" w:name="ticket-id-third-one"/>
+    <w:p>
+      <w:pPr>
+        <w:pStyle w:val="Heading3"/>
+      </w:pPr>
+      <w:r>
+        <w:t xml:space="preserve">[Ticket ID — third one]</w:t>
+      </w:r>
+    </w:p>
+    <w:p>
+      <w:pPr>
+        <w:pStyle w:val="FirstParagraph"/>
+      </w:pPr>
+      <w:r>
+        <w:rPr>
+          <w:b/>
+          <w:bCs/>
+        </w:rPr>
+        <w:t xml:space="preserve">What the SIEM raised.</w:t>
+      </w:r>
+      <w:r>
+        <w:t xml:space="preserve"> </w:t>
+      </w:r>
+      <w:r>
+        <w:t xml:space="preserve">[…]</w:t>
+      </w:r>
+    </w:p>
+    <w:p>
+      <w:pPr>
+        <w:pStyle w:val="BodyText"/>
+      </w:pPr>
+      <w:r>
+        <w:rPr>
+          <w:b/>
+          <w:bCs/>
+        </w:rPr>
+        <w:t xml:space="preserve">Dismissal.</w:t>
+      </w:r>
+      <w:r>
+        <w:t xml:space="preserve"> </w:t>
+      </w:r>
+      <w:r>
+        <w:t xml:space="preserve">disposition=</w:t>
+      </w:r>
+      <w:r>
+        <w:rPr>
+          <w:rStyle w:val="VerbatimChar"/>
+        </w:rPr>
+        <w:t xml:space="preserve">[verbatim]</w:t>
+      </w:r>
+      <w:r>
+        <w:t xml:space="preserve">; notes=</w:t>
+      </w:r>
+      <w:r>
+        <w:rPr>
+          <w:rStyle w:val="VerbatimChar"/>
+        </w:rPr>
+        <w:t xml:space="preserve">"[verbatim]"</w:t>
+      </w:r>
+    </w:p>
+    <w:p>
+      <w:pPr>
+        <w:pStyle w:val="BodyText"/>
+      </w:pPr>
+      <w:r>
+        <w:rPr>
+          <w:b/>
+          <w:bCs/>
+        </w:rPr>
+        <w:t xml:space="preserve">What was missed.</w:t>
+      </w:r>
+      <w:r>
+        <w:t xml:space="preserve"> </w:t>
+      </w:r>
+      <w:r>
+        <w:t xml:space="preserve">[…]</w:t>
+      </w:r>
+    </w:p>
+    <w:p>
+      <w:pPr>
+        <w:pStyle w:val="BodyText"/>
+      </w:pPr>
+      <w:r>
+        <w:rPr>
+          <w:b/>
+          <w:bCs/>
+        </w:rPr>
+        <w:t xml:space="preserve">What it cost Sankofa.</w:t>
+      </w:r>
+      <w:r>
+        <w:t xml:space="preserve"> </w:t>
+      </w:r>
+      <w:r>
+        <w:t xml:space="preserve">[…]</w:t>
+      </w:r>
+    </w:p>
+    <w:bookmarkEnd w:id="16"/>
+    <w:bookmarkStart w:id="17" w:name="ticket-id-fourth-one"/>
+    <w:p>
+      <w:pPr>
+        <w:pStyle w:val="Heading3"/>
+      </w:pPr>
+      <w:r>
+        <w:t xml:space="preserve">[Ticket ID — fourth one]</w:t>
+      </w:r>
+    </w:p>
+    <w:p>
+      <w:pPr>
+        <w:pStyle w:val="FirstParagraph"/>
+      </w:pPr>
+      <w:r>
+        <w:rPr>
+          <w:b/>
+          <w:bCs/>
+        </w:rPr>
+        <w:t xml:space="preserve">What the SIEM raised.</w:t>
+      </w:r>
+      <w:r>
+        <w:t xml:space="preserve"> </w:t>
+      </w:r>
+      <w:r>
+        <w:t xml:space="preserve">[…]</w:t>
+      </w:r>
+    </w:p>
+    <w:p>
+      <w:pPr>
+        <w:pStyle w:val="BodyText"/>
+      </w:pPr>
+      <w:r>
+        <w:rPr>
+          <w:b/>
+          <w:bCs/>
+        </w:rPr>
+        <w:t xml:space="preserve">Dismissal.</w:t>
+      </w:r>
+      <w:r>
+        <w:t xml:space="preserve"> </w:t>
+      </w:r>
+      <w:r>
+        <w:t xml:space="preserve">disposition=</w:t>
+      </w:r>
+      <w:r>
+        <w:rPr>
+          <w:rStyle w:val="VerbatimChar"/>
+        </w:rPr>
+        <w:t xml:space="preserve">[verbatim]</w:t>
+      </w:r>
+      <w:r>
+        <w:t xml:space="preserve">; notes=</w:t>
+      </w:r>
+      <w:r>
+        <w:rPr>
+          <w:rStyle w:val="VerbatimChar"/>
+        </w:rPr>
+        <w:t xml:space="preserve">"[verbatim]"</w:t>
+      </w:r>
+    </w:p>
+    <w:p>
+      <w:pPr>
+        <w:pStyle w:val="BodyText"/>
+      </w:pPr>
+      <w:r>
+        <w:rPr>
+          <w:b/>
+          <w:bCs/>
+        </w:rPr>
+        <w:t xml:space="preserve">What was missed.</w:t>
+      </w:r>
+      <w:r>
+        <w:t xml:space="preserve"> </w:t>
+      </w:r>
+      <w:r>
+        <w:t xml:space="preserve">[…]</w:t>
+      </w:r>
+    </w:p>
+    <w:p>
+      <w:pPr>
+        <w:pStyle w:val="BodyText"/>
+      </w:pPr>
+      <w:r>
+        <w:rPr>
+          <w:b/>
+          <w:bCs/>
+        </w:rPr>
+        <w:t xml:space="preserve">What it cost Sankofa.</w:t>
+      </w:r>
+      <w:r>
+        <w:t xml:space="preserve"> </w:t>
+      </w:r>
+      <w:r>
+        <w:t xml:space="preserve">[…]</w:t>
+      </w:r>
+    </w:p>
+    <w:p>
+      <w:r>
+        <w:pict>
+          <v:rect style="width:0;height:1.5pt" o:hralign="center" o:hrstd="t" o:hr="t"/>
+        </w:pict>
+      </w:r>
+    </w:p>
+    <w:p>
+      <w:pPr>
+        <w:pStyle w:val="BlockText"/>
+      </w:pPr>
+      <w:r>
+        <w:t xml:space="preserve">📋</w:t>
+      </w:r>
+      <w:r>
+        <w:t xml:space="preserve"> </w:t>
+      </w:r>
+      <w:r>
+        <w:rPr>
+          <w:b/>
+          <w:bCs/>
+        </w:rPr>
+        <w:t xml:space="preserve">Before you move to page 4, confirm:</w:t>
       </w:r>
     </w:p>
     <w:p>
@@ -951,7 +1315,7 @@
         </w:numPr>
       </w:pPr>
       <w:r>
-        <w:t xml:space="preserve">Procedural recommendation is concrete enough to implement.</w:t>
+        <w:t xml:space="preserve">You have a four-field block for every ticket cited on page 1.</w:t>
       </w:r>
     </w:p>
     <w:p>
@@ -963,22 +1327,43 @@
         </w:numPr>
       </w:pPr>
       <w:r>
-        <w:t xml:space="preserve">All</w:t>
-      </w:r>
-      <w:r>
-        <w:t xml:space="preserve"> </w:t>
-      </w:r>
-      <w:r>
-        <w:rPr>
-          <w:rStyle w:val="VerbatimChar"/>
-        </w:rPr>
-        <w:t xml:space="preserve">[BRACKETED]</w:t>
-      </w:r>
-      <w:r>
-        <w:t xml:space="preserve"> </w:t>
-      </w:r>
-      <w:r>
-        <w:t xml:space="preserve">prompts removed.</w:t>
+        <w:t xml:space="preserve">Every dismissal quote is verbatim from the CSV.</w:t>
+      </w:r>
+    </w:p>
+    <w:p>
+      <w:pPr>
+        <w:pStyle w:val="Compact"/>
+        <w:numPr>
+          <w:ilvl w:val="0"/>
+          <w:numId w:val="1010"/>
+        </w:numPr>
+      </w:pPr>
+      <w:r>
+        <w:t xml:space="preserve">“What was missed”</w:t>
+      </w:r>
+      <w:r>
+        <w:t xml:space="preserve"> </w:t>
+      </w:r>
+      <w:r>
+        <w:t xml:space="preserve">cites a specific external source (file, row, ticket, log line) — not an opinion.</w:t>
+      </w:r>
+    </w:p>
+    <w:p>
+      <w:pPr>
+        <w:pStyle w:val="Compact"/>
+        <w:numPr>
+          <w:ilvl w:val="0"/>
+          <w:numId w:val="1011"/>
+        </w:numPr>
+      </w:pPr>
+      <w:r>
+        <w:t xml:space="preserve">“What it cost”</w:t>
+      </w:r>
+      <w:r>
+        <w:t xml:space="preserve"> </w:t>
+      </w:r>
+      <w:r>
+        <w:t xml:space="preserve">is concrete and specific to each ticket, not generic risk language.</w:t>
       </w:r>
     </w:p>
     <w:p>
@@ -988,8 +1373,934 @@
         </w:pict>
       </w:r>
     </w:p>
-    <w:bookmarkEnd w:id="14"/>
-    <w:bookmarkEnd w:id="15"/>
+    <w:bookmarkEnd w:id="17"/>
+    <w:bookmarkEnd w:id="18"/>
+    <w:bookmarkStart w:id="21" w:name="page-4-root-cause"/>
+    <w:p>
+      <w:pPr>
+        <w:pStyle w:val="Heading2"/>
+      </w:pPr>
+      <w:r>
+        <w:t xml:space="preserve">── Page 4 — Root cause ──</w:t>
+      </w:r>
+    </w:p>
+    <w:bookmarkStart w:id="19" w:name="X55291a073b359c682c17f8c4490d1dffee5844a"/>
+    <w:p>
+      <w:pPr>
+        <w:pStyle w:val="Heading3"/>
+      </w:pPr>
+      <w:r>
+        <w:t xml:space="preserve">The single-analyst pattern, with column evidence</w:t>
+      </w:r>
+    </w:p>
+    <w:p>
+      <w:pPr>
+        <w:pStyle w:val="FirstParagraph"/>
+      </w:pPr>
+      <w:r>
+        <w:t xml:space="preserve">[Use the columns of</w:t>
+      </w:r>
+      <w:r>
+        <w:t xml:space="preserve"> </w:t>
+      </w:r>
+      <w:r>
+        <w:rPr>
+          <w:rStyle w:val="VerbatimChar"/>
+        </w:rPr>
+        <w:t xml:space="preserve">tier-1-ticket-history.csv</w:t>
+      </w:r>
+      <w:r>
+        <w:t xml:space="preserve"> </w:t>
+      </w:r>
+      <w:r>
+        <w:t xml:space="preserve">to make the case explicitly. Count the closures:</w:t>
+      </w:r>
+    </w:p>
+    <w:p>
+      <w:pPr>
+        <w:pStyle w:val="Compact"/>
+        <w:numPr>
+          <w:ilvl w:val="0"/>
+          <w:numId w:val="1012"/>
+        </w:numPr>
+      </w:pPr>
+      <w:r>
+        <w:t xml:space="preserve">“Of the N partner-portal auto-tickets opened in Q2 2024, M were closed by the same Tier-1 analyst (column</w:t>
+      </w:r>
+      <w:r>
+        <w:t xml:space="preserve"> </w:t>
+      </w:r>
+      <w:r>
+        <w:rPr>
+          <w:rStyle w:val="VerbatimChar"/>
+        </w:rPr>
+        <w:t xml:space="preserve">closed_by</w:t>
+      </w:r>
+      <w:r>
+        <w:t xml:space="preserve">).”</w:t>
+      </w:r>
+    </w:p>
+    <w:p>
+      <w:pPr>
+        <w:pStyle w:val="Compact"/>
+        <w:numPr>
+          <w:ilvl w:val="0"/>
+          <w:numId w:val="1012"/>
+        </w:numPr>
+      </w:pPr>
+      <w:r>
+        <w:t xml:space="preserve">“Of those M, K used the</w:t>
+      </w:r>
+      <w:r>
+        <w:t xml:space="preserve"> </w:t>
+      </w:r>
+      <w:r>
+        <w:rPr>
+          <w:rStyle w:val="VerbatimChar"/>
+        </w:rPr>
+        <w:t xml:space="preserve">resolved-by-reference</w:t>
+      </w:r>
+      <w:r>
+        <w:t xml:space="preserve"> </w:t>
+      </w:r>
+      <w:r>
+        <w:t xml:space="preserve">disposition (column</w:t>
+      </w:r>
+      <w:r>
+        <w:t xml:space="preserve"> </w:t>
+      </w:r>
+      <w:r>
+        <w:rPr>
+          <w:rStyle w:val="VerbatimChar"/>
+        </w:rPr>
+        <w:t xml:space="preserve">disposition</w:t>
+      </w:r>
+      <w:r>
+        <w:t xml:space="preserve">).”</w:t>
+      </w:r>
+    </w:p>
+    <w:p>
+      <w:pPr>
+        <w:pStyle w:val="FirstParagraph"/>
+      </w:pPr>
+      <w:r>
+        <w:t xml:space="preserve">This is your root cause. Say it explicitly. Do not hedge. Reference the columns by name.]</w:t>
+      </w:r>
+    </w:p>
+    <w:bookmarkEnd w:id="19"/>
+    <w:bookmarkStart w:id="20" w:name="why-this-matters-operationally"/>
+    <w:p>
+      <w:pPr>
+        <w:pStyle w:val="Heading3"/>
+      </w:pPr>
+      <w:r>
+        <w:t xml:space="preserve">Why this matters operationally</w:t>
+      </w:r>
+    </w:p>
+    <w:p>
+      <w:pPr>
+        <w:pStyle w:val="FirstParagraph"/>
+      </w:pPr>
+      <w:r>
+        <w:t xml:space="preserve">[~80 words. Explain how single-analyst coverage breaks SIEM triage. The brief mentions Sankofa’s SOC bench size — connect that bench size to the pattern you named on page 1. Two-three sentences.]</w:t>
+      </w:r>
+    </w:p>
+    <w:p>
+      <w:pPr>
+        <w:pStyle w:val="BodyText"/>
+      </w:pPr>
+      <w:r>
+        <w:rPr>
+          <w:i/>
+          <w:iCs/>
+        </w:rPr>
+        <w:t xml:space="preserve">Example shape to adapt:</w:t>
+      </w:r>
+      <w:r>
+        <w:rPr>
+          <w:i/>
+          <w:iCs/>
+        </w:rPr>
+        <w:t xml:space="preserve"> </w:t>
+      </w:r>
+      <w:r>
+        <w:rPr>
+          <w:i/>
+          <w:iCs/>
+        </w:rPr>
+        <w:t xml:space="preserve">“Sankofa’s SOC bench is four analysts on rotating shifts. Coverage on the high-volume auto-ticket queue collapsed to a single rotation slot during the breach window because [reason from the evidence pack]. The breach period aligns exactly with the period when [analyst name] held that queue alone, which is why the dismissal pattern was uniform — there was no second pair of eyes.”</w:t>
+      </w:r>
+    </w:p>
+    <w:p>
+      <w:r>
+        <w:pict>
+          <v:rect style="width:0;height:1.5pt" o:hralign="center" o:hrstd="t" o:hr="t"/>
+        </w:pict>
+      </w:r>
+    </w:p>
+    <w:p>
+      <w:pPr>
+        <w:pStyle w:val="BlockText"/>
+      </w:pPr>
+      <w:r>
+        <w:t xml:space="preserve">📋</w:t>
+      </w:r>
+      <w:r>
+        <w:t xml:space="preserve"> </w:t>
+      </w:r>
+      <w:r>
+        <w:rPr>
+          <w:b/>
+          <w:bCs/>
+        </w:rPr>
+        <w:t xml:space="preserve">Before you move to page 5, confirm:</w:t>
+      </w:r>
+    </w:p>
+    <w:p>
+      <w:pPr>
+        <w:pStyle w:val="Compact"/>
+        <w:numPr>
+          <w:ilvl w:val="0"/>
+          <w:numId w:val="1013"/>
+        </w:numPr>
+      </w:pPr>
+      <w:r>
+        <w:t xml:space="preserve">The root cause uses column counts as evidence — actual numbers, not opinions.</w:t>
+      </w:r>
+    </w:p>
+    <w:p>
+      <w:pPr>
+        <w:pStyle w:val="Compact"/>
+        <w:numPr>
+          <w:ilvl w:val="0"/>
+          <w:numId w:val="1014"/>
+        </w:numPr>
+      </w:pPr>
+      <w:r>
+        <w:t xml:space="preserve">The single-analyst problem is named explicitly.</w:t>
+      </w:r>
+    </w:p>
+    <w:p>
+      <w:pPr>
+        <w:pStyle w:val="Compact"/>
+        <w:numPr>
+          <w:ilvl w:val="0"/>
+          <w:numId w:val="1015"/>
+        </w:numPr>
+      </w:pPr>
+      <w:r>
+        <w:t xml:space="preserve">Sankofa’s SOC bench size is connected to the failure.</w:t>
+      </w:r>
+    </w:p>
+    <w:p>
+      <w:r>
+        <w:pict>
+          <v:rect style="width:0;height:1.5pt" o:hralign="center" o:hrstd="t" o:hr="t"/>
+        </w:pict>
+      </w:r>
+    </w:p>
+    <w:bookmarkEnd w:id="20"/>
+    <w:bookmarkEnd w:id="21"/>
+    <w:bookmarkStart w:id="24" w:name="page-5-break-point-and-recommendation"/>
+    <w:p>
+      <w:pPr>
+        <w:pStyle w:val="Heading2"/>
+      </w:pPr>
+      <w:r>
+        <w:t xml:space="preserve">── Page 5 — Break-point and recommendation ──</w:t>
+      </w:r>
+    </w:p>
+    <w:bookmarkStart w:id="22" w:name="X41dae5b70c21b9eb6698ad41ad93d3d8ad6e730"/>
+    <w:p>
+      <w:pPr>
+        <w:pStyle w:val="Heading3"/>
+      </w:pPr>
+      <w:r>
+        <w:t xml:space="preserve">The moment the pattern broke — Tunde Afolabi’s escalation (SD-40866)</w:t>
+      </w:r>
+    </w:p>
+    <w:p>
+      <w:pPr>
+        <w:pStyle w:val="FirstParagraph"/>
+      </w:pPr>
+      <w:r>
+        <w:t xml:space="preserve">[Explain in 2–3 sentences why SD-40866 broke the pattern. What did Tunde do differently? Was it a different analyst closing it, a different disposition vocabulary, a cross-correlation that finally happened? Why did the pattern that hid SD-40812 not work here?]</w:t>
+      </w:r>
+    </w:p>
+    <w:bookmarkEnd w:id="22"/>
+    <w:bookmarkStart w:id="23" w:name="one-concrete-procedural-recommendation"/>
+    <w:p>
+      <w:pPr>
+        <w:pStyle w:val="Heading3"/>
+      </w:pPr>
+      <w:r>
+        <w:t xml:space="preserve">One concrete procedural recommendation</w:t>
+      </w:r>
+    </w:p>
+    <w:p>
+      <w:pPr>
+        <w:pStyle w:val="FirstParagraph"/>
+      </w:pPr>
+      <w:r>
+        <w:t xml:space="preserve">[Write ONE specific procedure change. The test of specificity: another company should be able to read your recommendation and implement it without further interpretation.</w:t>
+      </w:r>
+    </w:p>
+    <w:p>
+      <w:pPr>
+        <w:pStyle w:val="BodyText"/>
+      </w:pPr>
+      <w:r>
+        <w:rPr>
+          <w:b/>
+          <w:bCs/>
+        </w:rPr>
+        <w:t xml:space="preserve">Acceptable shapes:</w:t>
+      </w:r>
+      <w:r>
+        <w:t xml:space="preserve"> </w:t>
+      </w:r>
+      <w:r>
+        <w:t xml:space="preserve">-</w:t>
+      </w:r>
+      <w:r>
+        <w:t xml:space="preserve"> </w:t>
+      </w:r>
+      <w:r>
+        <w:t xml:space="preserve">“Any MEDIUM+ SIEM auto-ticket dismissed as</w:t>
+      </w:r>
+      <w:r>
+        <w:t xml:space="preserve"> </w:t>
+      </w:r>
+      <w:r>
+        <w:rPr>
+          <w:rStyle w:val="VerbatimChar"/>
+        </w:rPr>
+        <w:t xml:space="preserve">resolved-by-reference</w:t>
+      </w:r>
+      <w:r>
+        <w:t xml:space="preserve"> </w:t>
+      </w:r>
+      <w:r>
+        <w:t xml:space="preserve">requires a second analyst’s signature within 4 hours of close.”</w:t>
+      </w:r>
+      <w:r>
+        <w:t xml:space="preserve"> </w:t>
+      </w:r>
+      <w:r>
+        <w:t xml:space="preserve">-</w:t>
+      </w:r>
+      <w:r>
+        <w:t xml:space="preserve"> </w:t>
+      </w:r>
+      <w:r>
+        <w:t xml:space="preserve">“Dual sign-off before close on any ticket where ≥ 2 SIEM rules fired on the same asset in the prior 24 hours.”</w:t>
+      </w:r>
+      <w:r>
+        <w:t xml:space="preserve"> </w:t>
+      </w:r>
+      <w:r>
+        <w:t xml:space="preserve">-</w:t>
+      </w:r>
+      <w:r>
+        <w:t xml:space="preserve"> </w:t>
+      </w:r>
+      <w:r>
+        <w:t xml:space="preserve">“Mandatory cross-check against</w:t>
+      </w:r>
+      <w:r>
+        <w:t xml:space="preserve"> </w:t>
+      </w:r>
+      <w:r>
+        <w:rPr>
+          <w:rStyle w:val="VerbatimChar"/>
+        </w:rPr>
+        <w:t xml:space="preserve">sankofa-roster.csv</w:t>
+      </w:r>
+      <w:r>
+        <w:t xml:space="preserve"> </w:t>
+      </w:r>
+      <w:r>
+        <w:t xml:space="preserve">before any ticket touching an account with status</w:t>
+      </w:r>
+      <w:r>
+        <w:t xml:space="preserve"> </w:t>
+      </w:r>
+      <w:r>
+        <w:t xml:space="preserve">‘offboarded’</w:t>
+      </w:r>
+      <w:r>
+        <w:t xml:space="preserve"> </w:t>
+      </w:r>
+      <w:r>
+        <w:t xml:space="preserve">or</w:t>
+      </w:r>
+      <w:r>
+        <w:t xml:space="preserve"> </w:t>
+      </w:r>
+      <w:r>
+        <w:t xml:space="preserve">‘pending revocation’</w:t>
+      </w:r>
+      <w:r>
+        <w:t xml:space="preserve"> </w:t>
+      </w:r>
+      <w:r>
+        <w:t xml:space="preserve">can be dispositioned.”</w:t>
+      </w:r>
+    </w:p>
+    <w:p>
+      <w:pPr>
+        <w:pStyle w:val="BodyText"/>
+      </w:pPr>
+      <w:r>
+        <w:rPr>
+          <w:b/>
+          <w:bCs/>
+        </w:rPr>
+        <w:t xml:space="preserve">Unacceptable shapes — do NOT write any of these:</w:t>
+      </w:r>
+      <w:r>
+        <w:t xml:space="preserve"> </w:t>
+      </w:r>
+      <w:r>
+        <w:t xml:space="preserve">-</w:t>
+      </w:r>
+      <w:r>
+        <w:t xml:space="preserve"> </w:t>
+      </w:r>
+      <w:r>
+        <w:t xml:space="preserve">“Improve monitoring.”</w:t>
+      </w:r>
+      <w:r>
+        <w:t xml:space="preserve"> </w:t>
+      </w:r>
+      <w:r>
+        <w:t xml:space="preserve">-</w:t>
+      </w:r>
+      <w:r>
+        <w:t xml:space="preserve"> </w:t>
+      </w:r>
+      <w:r>
+        <w:t xml:space="preserve">“Review tickets more carefully.”</w:t>
+      </w:r>
+      <w:r>
+        <w:t xml:space="preserve"> </w:t>
+      </w:r>
+      <w:r>
+        <w:t xml:space="preserve">-</w:t>
+      </w:r>
+      <w:r>
+        <w:t xml:space="preserve"> </w:t>
+      </w:r>
+      <w:r>
+        <w:t xml:space="preserve">“Hire more staff.”</w:t>
+      </w:r>
+      <w:r>
+        <w:t xml:space="preserve"> </w:t>
+      </w:r>
+      <w:r>
+        <w:t xml:space="preserve">-</w:t>
+      </w:r>
+      <w:r>
+        <w:t xml:space="preserve"> </w:t>
+      </w:r>
+      <w:r>
+        <w:t xml:space="preserve">“Introduce more rigorous SOC processes.”</w:t>
+      </w:r>
+      <w:r>
+        <w:t xml:space="preserve"> </w:t>
+      </w:r>
+      <w:r>
+        <w:t xml:space="preserve">-</w:t>
+      </w:r>
+      <w:r>
+        <w:t xml:space="preserve"> </w:t>
+      </w:r>
+      <w:r>
+        <w:t xml:space="preserve">“Provide additional training.”</w:t>
+      </w:r>
+    </w:p>
+    <w:p>
+      <w:pPr>
+        <w:pStyle w:val="BodyText"/>
+      </w:pPr>
+      <w:r>
+        <w:t xml:space="preserve">Those are not procedures.]</w:t>
+      </w:r>
+    </w:p>
+    <w:p>
+      <w:r>
+        <w:pict>
+          <v:rect style="width:0;height:1.5pt" o:hralign="center" o:hrstd="t" o:hr="t"/>
+        </w:pict>
+      </w:r>
+    </w:p>
+    <w:bookmarkEnd w:id="23"/>
+    <w:bookmarkEnd w:id="24"/>
+    <w:bookmarkEnd w:id="25"/>
+    <w:bookmarkStart w:id="26" w:name="pre-submission-checklist-for-d2"/>
+    <w:p>
+      <w:pPr>
+        <w:pStyle w:val="Heading1"/>
+      </w:pPr>
+      <w:r>
+        <w:t xml:space="preserve">Pre-submission checklist for D2</w:t>
+      </w:r>
+    </w:p>
+    <w:p>
+      <w:pPr>
+        <w:pStyle w:val="Compact"/>
+        <w:numPr>
+          <w:ilvl w:val="0"/>
+          <w:numId w:val="1016"/>
+        </w:numPr>
+      </w:pPr>
+      <w:r>
+        <w:rPr>
+          <w:b/>
+          <w:bCs/>
+        </w:rPr>
+        <w:t xml:space="preserve">Title block</w:t>
+      </w:r>
+      <w:r>
+        <w:t xml:space="preserve"> </w:t>
+      </w:r>
+      <w:r>
+        <w:t xml:space="preserve">complete.</w:t>
+      </w:r>
+    </w:p>
+    <w:p>
+      <w:pPr>
+        <w:pStyle w:val="Compact"/>
+        <w:numPr>
+          <w:ilvl w:val="0"/>
+          <w:numId w:val="1017"/>
+        </w:numPr>
+      </w:pPr>
+      <w:r>
+        <w:rPr>
+          <w:b/>
+          <w:bCs/>
+        </w:rPr>
+        <w:t xml:space="preserve">Pattern statement</w:t>
+      </w:r>
+      <w:r>
+        <w:t xml:space="preserve"> </w:t>
+      </w:r>
+      <w:r>
+        <w:t xml:space="preserve">is one sentence, specific, names the failure and the missing check.</w:t>
+      </w:r>
+    </w:p>
+    <w:p>
+      <w:pPr>
+        <w:pStyle w:val="Compact"/>
+        <w:numPr>
+          <w:ilvl w:val="0"/>
+          <w:numId w:val="1018"/>
+        </w:numPr>
+      </w:pPr>
+      <w:r>
+        <w:rPr>
+          <w:b/>
+          <w:bCs/>
+        </w:rPr>
+        <w:t xml:space="preserve">At least four ticket IDs</w:t>
+      </w:r>
+      <w:r>
+        <w:t xml:space="preserve"> </w:t>
+      </w:r>
+      <w:r>
+        <w:t xml:space="preserve">cited (including SD-40812 and SD-40866).</w:t>
+      </w:r>
+    </w:p>
+    <w:p>
+      <w:pPr>
+        <w:pStyle w:val="Compact"/>
+        <w:numPr>
+          <w:ilvl w:val="0"/>
+          <w:numId w:val="1019"/>
+        </w:numPr>
+      </w:pPr>
+      <w:r>
+        <w:rPr>
+          <w:rStyle w:val="VerbatimChar"/>
+          <w:b/>
+          <w:bCs/>
+        </w:rPr>
+        <w:t xml:space="preserve">disposition</w:t>
+      </w:r>
+      <w:r>
+        <w:rPr>
+          <w:b/>
+          <w:bCs/>
+        </w:rPr>
+        <w:t xml:space="preserve"> </w:t>
+      </w:r>
+      <w:r>
+        <w:rPr>
+          <w:b/>
+          <w:bCs/>
+        </w:rPr>
+        <w:t xml:space="preserve">and</w:t>
+      </w:r>
+      <w:r>
+        <w:rPr>
+          <w:b/>
+          <w:bCs/>
+        </w:rPr>
+        <w:t xml:space="preserve"> </w:t>
+      </w:r>
+      <w:r>
+        <w:rPr>
+          <w:rStyle w:val="VerbatimChar"/>
+          <w:b/>
+          <w:bCs/>
+        </w:rPr>
+        <w:t xml:space="preserve">notes</w:t>
+      </w:r>
+      <w:r>
+        <w:rPr>
+          <w:b/>
+          <w:bCs/>
+        </w:rPr>
+        <w:t xml:space="preserve"> </w:t>
+      </w:r>
+      <w:r>
+        <w:rPr>
+          <w:b/>
+          <w:bCs/>
+        </w:rPr>
+        <w:t xml:space="preserve">columns</w:t>
+      </w:r>
+      <w:r>
+        <w:t xml:space="preserve"> </w:t>
+      </w:r>
+      <w:r>
+        <w:t xml:space="preserve">quoted</w:t>
+      </w:r>
+      <w:r>
+        <w:t xml:space="preserve"> </w:t>
+      </w:r>
+      <w:r>
+        <w:rPr>
+          <w:b/>
+          <w:bCs/>
+        </w:rPr>
+        <w:t xml:space="preserve">verbatim</w:t>
+      </w:r>
+      <w:r>
+        <w:t xml:space="preserve"> </w:t>
+      </w:r>
+      <w:r>
+        <w:t xml:space="preserve">for every cited ticket.</w:t>
+      </w:r>
+    </w:p>
+    <w:p>
+      <w:pPr>
+        <w:pStyle w:val="Compact"/>
+        <w:numPr>
+          <w:ilvl w:val="0"/>
+          <w:numId w:val="1020"/>
+        </w:numPr>
+      </w:pPr>
+      <w:r>
+        <w:rPr>
+          <w:b/>
+          <w:bCs/>
+        </w:rPr>
+        <w:t xml:space="preserve">Four-field walkthrough</w:t>
+      </w:r>
+      <w:r>
+        <w:t xml:space="preserve"> </w:t>
+      </w:r>
+      <w:r>
+        <w:t xml:space="preserve">completed for every cited ticket.</w:t>
+      </w:r>
+    </w:p>
+    <w:p>
+      <w:pPr>
+        <w:pStyle w:val="Compact"/>
+        <w:numPr>
+          <w:ilvl w:val="0"/>
+          <w:numId w:val="1021"/>
+        </w:numPr>
+      </w:pPr>
+      <w:r>
+        <w:rPr>
+          <w:b/>
+          <w:bCs/>
+        </w:rPr>
+        <w:t xml:space="preserve">Root cause</w:t>
+      </w:r>
+      <w:r>
+        <w:t xml:space="preserve"> </w:t>
+      </w:r>
+      <w:r>
+        <w:t xml:space="preserve">uses column counts as evidence (actual numbers from the CSV).</w:t>
+      </w:r>
+    </w:p>
+    <w:p>
+      <w:pPr>
+        <w:pStyle w:val="Compact"/>
+        <w:numPr>
+          <w:ilvl w:val="0"/>
+          <w:numId w:val="1022"/>
+        </w:numPr>
+      </w:pPr>
+      <w:r>
+        <w:rPr>
+          <w:b/>
+          <w:bCs/>
+        </w:rPr>
+        <w:t xml:space="preserve">SD-40866</w:t>
+      </w:r>
+      <w:r>
+        <w:t xml:space="preserve"> </w:t>
+      </w:r>
+      <w:r>
+        <w:t xml:space="preserve">is explicitly named as the break-point.</w:t>
+      </w:r>
+    </w:p>
+    <w:p>
+      <w:pPr>
+        <w:pStyle w:val="Compact"/>
+        <w:numPr>
+          <w:ilvl w:val="0"/>
+          <w:numId w:val="1023"/>
+        </w:numPr>
+      </w:pPr>
+      <w:r>
+        <w:rPr>
+          <w:b/>
+          <w:bCs/>
+        </w:rPr>
+        <w:t xml:space="preserve">Procedural recommendation</w:t>
+      </w:r>
+      <w:r>
+        <w:t xml:space="preserve"> </w:t>
+      </w:r>
+      <w:r>
+        <w:t xml:space="preserve">is specific enough that another company could implement it.</w:t>
+      </w:r>
+    </w:p>
+    <w:p>
+      <w:pPr>
+        <w:pStyle w:val="Compact"/>
+        <w:numPr>
+          <w:ilvl w:val="0"/>
+          <w:numId w:val="1024"/>
+        </w:numPr>
+      </w:pPr>
+      <w:r>
+        <w:rPr>
+          <w:b/>
+          <w:bCs/>
+        </w:rPr>
+        <w:t xml:space="preserve">No</w:t>
+      </w:r>
+      <w:r>
+        <w:rPr>
+          <w:b/>
+          <w:bCs/>
+        </w:rPr>
+        <w:t xml:space="preserve"> </w:t>
+      </w:r>
+      <w:r>
+        <w:rPr>
+          <w:b/>
+          <w:bCs/>
+        </w:rPr>
+        <w:t xml:space="preserve">“improve monitoring”</w:t>
+      </w:r>
+      <w:r>
+        <w:rPr>
+          <w:b/>
+          <w:bCs/>
+        </w:rPr>
+        <w:t xml:space="preserve"> </w:t>
+      </w:r>
+      <w:r>
+        <w:rPr>
+          <w:b/>
+          <w:bCs/>
+        </w:rPr>
+        <w:t xml:space="preserve">or</w:t>
+      </w:r>
+      <w:r>
+        <w:rPr>
+          <w:b/>
+          <w:bCs/>
+        </w:rPr>
+        <w:t xml:space="preserve"> </w:t>
+      </w:r>
+      <w:r>
+        <w:rPr>
+          <w:b/>
+          <w:bCs/>
+        </w:rPr>
+        <w:t xml:space="preserve">“hire more staff”</w:t>
+      </w:r>
+      <w:r>
+        <w:t xml:space="preserve"> </w:t>
+      </w:r>
+      <w:r>
+        <w:t xml:space="preserve">language anywhere.</w:t>
+      </w:r>
+    </w:p>
+    <w:p>
+      <w:pPr>
+        <w:pStyle w:val="Compact"/>
+        <w:numPr>
+          <w:ilvl w:val="0"/>
+          <w:numId w:val="1025"/>
+        </w:numPr>
+      </w:pPr>
+      <w:r>
+        <w:rPr>
+          <w:b/>
+          <w:bCs/>
+        </w:rPr>
+        <w:t xml:space="preserve">Every</w:t>
+      </w:r>
+      <w:r>
+        <w:rPr>
+          <w:b/>
+          <w:bCs/>
+        </w:rPr>
+        <w:t xml:space="preserve"> </w:t>
+      </w:r>
+      <w:r>
+        <w:rPr>
+          <w:rStyle w:val="VerbatimChar"/>
+          <w:b/>
+          <w:bCs/>
+        </w:rPr>
+        <w:t xml:space="preserve">[BRACKETED]</w:t>
+      </w:r>
+      <w:r>
+        <w:rPr>
+          <w:b/>
+          <w:bCs/>
+        </w:rPr>
+        <w:t xml:space="preserve"> </w:t>
+      </w:r>
+      <w:r>
+        <w:rPr>
+          <w:b/>
+          <w:bCs/>
+        </w:rPr>
+        <w:t xml:space="preserve">prompt</w:t>
+      </w:r>
+      <w:r>
+        <w:t xml:space="preserve"> </w:t>
+      </w:r>
+      <w:r>
+        <w:t xml:space="preserve">is removed.</w:t>
+      </w:r>
+    </w:p>
+    <w:p>
+      <w:pPr>
+        <w:pStyle w:val="Compact"/>
+        <w:numPr>
+          <w:ilvl w:val="0"/>
+          <w:numId w:val="1026"/>
+        </w:numPr>
+      </w:pPr>
+      <w:r>
+        <w:rPr>
+          <w:b/>
+          <w:bCs/>
+        </w:rPr>
+        <w:t xml:space="preserve">Every italic guidance line</w:t>
+      </w:r>
+      <w:r>
+        <w:t xml:space="preserve"> </w:t>
+      </w:r>
+      <w:r>
+        <w:t xml:space="preserve">is removed.</w:t>
+      </w:r>
+    </w:p>
+    <w:p>
+      <w:pPr>
+        <w:pStyle w:val="Compact"/>
+        <w:numPr>
+          <w:ilvl w:val="0"/>
+          <w:numId w:val="1027"/>
+        </w:numPr>
+      </w:pPr>
+      <w:r>
+        <w:rPr>
+          <w:b/>
+          <w:bCs/>
+        </w:rPr>
+        <w:t xml:space="preserve">File saved as PDF or DOCX.</w:t>
+      </w:r>
+    </w:p>
+    <w:p>
+      <w:pPr>
+        <w:pStyle w:val="Compact"/>
+        <w:numPr>
+          <w:ilvl w:val="0"/>
+          <w:numId w:val="1028"/>
+        </w:numPr>
+      </w:pPr>
+      <w:r>
+        <w:rPr>
+          <w:b/>
+          <w:bCs/>
+        </w:rPr>
+        <w:t xml:space="preserve">Page count is 3–5.</w:t>
+      </w:r>
+    </w:p>
+    <w:p>
+      <w:pPr>
+        <w:pStyle w:val="Compact"/>
+        <w:numPr>
+          <w:ilvl w:val="0"/>
+          <w:numId w:val="1029"/>
+        </w:numPr>
+      </w:pPr>
+      <w:r>
+        <w:rPr>
+          <w:b/>
+          <w:bCs/>
+        </w:rPr>
+        <w:t xml:space="preserve">File named</w:t>
+      </w:r>
+      <w:r>
+        <w:t xml:space="preserve"> </w:t>
+      </w:r>
+      <w:r>
+        <w:rPr>
+          <w:rStyle w:val="VerbatimChar"/>
+        </w:rPr>
+        <w:t xml:space="preserve">D2-tier-1-dismissal-pattern.pdf</w:t>
+      </w:r>
+      <w:r>
+        <w:t xml:space="preserve"> </w:t>
+      </w:r>
+      <w:r>
+        <w:t xml:space="preserve">(or .docx) for the Drive folder.</w:t>
+      </w:r>
+    </w:p>
+    <w:p>
+      <w:pPr>
+        <w:pStyle w:val="FirstParagraph"/>
+      </w:pPr>
+      <w:r>
+        <w:t xml:space="preserve">—</w:t>
+      </w:r>
+      <w:r>
+        <w:t xml:space="preserve"> </w:t>
+      </w:r>
+      <w:r>
+        <w:rPr>
+          <w:i/>
+          <w:iCs/>
+        </w:rPr>
+        <w:t xml:space="preserve">UBI Programme Team</w:t>
+      </w:r>
+    </w:p>
+    <w:bookmarkEnd w:id="26"/>
     <w:sectPr>
       <w:footnotePr>
         <w:numRestart w:val="eachSect"/>
@@ -1286,7 +2597,7 @@
     <w:abstractNumId w:val="991"/>
   </w:num>
   <w:num w:numId="1002">
-    <w:abstractNumId w:val="992"/>
+    <w:abstractNumId w:val="991"/>
   </w:num>
   <w:num w:numId="1003">
     <w:abstractNumId w:val="992"/>
@@ -1307,6 +2618,66 @@
     <w:abstractNumId w:val="992"/>
   </w:num>
   <w:num w:numId="1009">
+    <w:abstractNumId w:val="992"/>
+  </w:num>
+  <w:num w:numId="1010">
+    <w:abstractNumId w:val="992"/>
+  </w:num>
+  <w:num w:numId="1011">
+    <w:abstractNumId w:val="992"/>
+  </w:num>
+  <w:num w:numId="1012">
+    <w:abstractNumId w:val="991"/>
+  </w:num>
+  <w:num w:numId="1013">
+    <w:abstractNumId w:val="992"/>
+  </w:num>
+  <w:num w:numId="1014">
+    <w:abstractNumId w:val="992"/>
+  </w:num>
+  <w:num w:numId="1015">
+    <w:abstractNumId w:val="992"/>
+  </w:num>
+  <w:num w:numId="1016">
+    <w:abstractNumId w:val="992"/>
+  </w:num>
+  <w:num w:numId="1017">
+    <w:abstractNumId w:val="992"/>
+  </w:num>
+  <w:num w:numId="1018">
+    <w:abstractNumId w:val="992"/>
+  </w:num>
+  <w:num w:numId="1019">
+    <w:abstractNumId w:val="992"/>
+  </w:num>
+  <w:num w:numId="1020">
+    <w:abstractNumId w:val="992"/>
+  </w:num>
+  <w:num w:numId="1021">
+    <w:abstractNumId w:val="992"/>
+  </w:num>
+  <w:num w:numId="1022">
+    <w:abstractNumId w:val="992"/>
+  </w:num>
+  <w:num w:numId="1023">
+    <w:abstractNumId w:val="992"/>
+  </w:num>
+  <w:num w:numId="1024">
+    <w:abstractNumId w:val="992"/>
+  </w:num>
+  <w:num w:numId="1025">
+    <w:abstractNumId w:val="992"/>
+  </w:num>
+  <w:num w:numId="1026">
+    <w:abstractNumId w:val="992"/>
+  </w:num>
+  <w:num w:numId="1027">
+    <w:abstractNumId w:val="992"/>
+  </w:num>
+  <w:num w:numId="1028">
+    <w:abstractNumId w:val="992"/>
+  </w:num>
+  <w:num w:numId="1029">
     <w:abstractNumId w:val="992"/>
   </w:num>
 </w:numbering>
